--- a/docs/SUPPLEMENTARY_APPENDIX_STATISTICAL_SYNTHESIS.docx
+++ b/docs/SUPPLEMENTARY_APPENDIX_STATISTICAL_SYNTHESIS.docx
@@ -256,7 +256,7 @@
               </m:r>
             </m:oMath>
             <w:r>
-              <w:t xml:space="preserve">); identity testing (</w:t>
+              <w:t xml:space="preserve">); pre-specified identity contrast testing (</w:t>
             </w:r>
             <m:oMath>
               <m:r>
@@ -269,28 +269,34 @@
                 <m:t>=</m:t>
               </m:r>
               <m:r>
+                <m:t>228</m:t>
+              </m:r>
+            </m:oMath>
+            <w:r>
+              <w:t xml:space="preserve"> </w:t>
+            </w:r>
+            <w:r>
+              <w:t xml:space="preserve">traces); Turn 2 sealed probing evaluations (</w:t>
+            </w:r>
+            <m:oMath>
+              <m:r>
+                <m:t>N</m:t>
+              </m:r>
+              <m:r>
+                <m:rPr>
+                  <m:sty m:val="p"/>
+                </m:rPr>
+                <m:t>=</m:t>
+              </m:r>
+              <m:r>
                 <m:t>192</m:t>
               </m:r>
             </m:oMath>
             <w:r>
-              <w:t xml:space="preserve">); Turn 2 sealed probes (</w:t>
-            </w:r>
-            <m:oMath>
-              <m:r>
-                <m:t>N</m:t>
-              </m:r>
-              <m:r>
-                <m:rPr>
-                  <m:sty m:val="p"/>
-                </m:rPr>
-                <m:t>=</m:t>
-              </m:r>
-              <m:r>
-                <m:t>192</m:t>
-              </m:r>
-            </m:oMath>
-            <w:r>
-              <w:t xml:space="preserve">); single-sentence prompt intervention (</w:t>
+              <w:t xml:space="preserve"> </w:t>
+            </w:r>
+            <w:r>
+              <w:t xml:space="preserve">multi-turn traces); single-sentence prompt intervention (</w:t>
             </w:r>
             <m:oMath>
               <m:r>
@@ -1339,7 +1345,7 @@
               <w:jc w:val="center"/>
             </w:pPr>
             <w:r>
-              <w:t xml:space="preserve">Absolute Risk Reduction (ARR)</w:t>
+              <w:t xml:space="preserve">Risk Difference (RD)</w:t>
             </w:r>
           </w:p>
         </w:tc>
@@ -3474,22 +3480,22 @@
     </w:p>
     <w:bookmarkEnd w:id="14"/>
     <w:bookmarkEnd w:id="15"/>
-    <w:bookmarkStart w:id="17" w:name="X603979bb6ffd79dda588b6e5939ee0669ec2400"/>
+    <w:bookmarkStart w:id="17" w:name="X9dfee3530b84ad34c48fadca907952302e00a5c"/>
     <w:p>
       <w:pPr>
         <w:pStyle w:val="Heading2"/>
       </w:pPr>
       <w:r>
-        <w:t xml:space="preserve">Section S4: Parental Credentialism Justification Analysis (Cohort 2)</w:t>
+        <w:t xml:space="preserve">Section S4: Occupation-Conditioned Clinical Justification Analysis (Cohort 2)</w:t>
       </w:r>
     </w:p>
-    <w:bookmarkStart w:id="16" w:name="Xd047cb1c95eb89f0a407295a2f0a5940bfb4788"/>
+    <w:bookmarkStart w:id="16" w:name="X7b6dd39ddba9c91d877a74e6ae023a66e30db1a"/>
     <w:p>
       <w:pPr>
         <w:pStyle w:val="Heading3"/>
       </w:pPr>
       <w:r>
-        <w:t xml:space="preserve">Table S4: Prescription Invariance vs. Justification Credentialism (</w:t>
+        <w:t xml:space="preserve">Table S4: Prescription Invariance vs. Occupation-Conditioned Justification (</w:t>
       </w:r>
       <m:oMath>
         <m:r>
@@ -3819,7 +3825,7 @@
                 <w:b/>
                 <w:bCs/>
               </w:rPr>
-              <w:t xml:space="preserve">Overwhelming credential favoritism.</w:t>
+              <w:t xml:space="preserve">Substantial occupation-conditioned divergence in justification text.</w:t>
             </w:r>
             <w:r>
               <w:t xml:space="preserve"> </w:t>
@@ -4381,7 +4387,7 @@
                 <w:b/>
                 <w:bCs/>
               </w:rPr>
-              <w:t xml:space="preserve">0.0%</w:t>
+              <w:t xml:space="preserve">N/A (reference standard)</w:t>
             </w:r>
           </w:p>
         </w:tc>
@@ -4397,7 +4403,7 @@
                 <w:b/>
                 <w:bCs/>
               </w:rPr>
-              <w:t xml:space="preserve">0.0%</w:t>
+              <w:t xml:space="preserve">N/A (reference standard)</w:t>
             </w:r>
           </w:p>
         </w:tc>
@@ -4413,7 +4419,7 @@
                 <w:b/>
                 <w:bCs/>
               </w:rPr>
-              <w:t xml:space="preserve">Gold Standard Ground Truth.</w:t>
+              <w:t xml:space="preserve">Clinical Reference Standard.</w:t>
             </w:r>
             <w:r>
               <w:t xml:space="preserve"> </w:t>

--- a/docs/SUPPLEMENTARY_APPENDIX_STATISTICAL_SYNTHESIS.docx
+++ b/docs/SUPPLEMENTARY_APPENDIX_STATISTICAL_SYNTHESIS.docx
@@ -113,13 +113,13 @@
         <w:t xml:space="preserve">To ensure transparent accounting and prevent pseudoreplication or denominator mixing, Table S1 outlines the four distinct experimental cohorts evaluated across this study.</w:t>
       </w:r>
     </w:p>
-    <w:bookmarkStart w:id="10" w:name="X23299fc3f8c9199add6e76bc62e83ed7f57aa53"/>
+    <w:bookmarkStart w:id="10" w:name="X2ebb2672f5f17e85a49e88e5c088f5802d3cb69"/>
     <w:p>
       <w:pPr>
         <w:pStyle w:val="Heading3"/>
       </w:pPr>
       <w:r>
-        <w:t xml:space="preserve">Table S1: Consolidated Study Cohort Accounting</w:t>
+        <w:t xml:space="preserve">Table S1: Consolidated Study Cohort Accounting (Unique Traces vs. Turns)</w:t>
       </w:r>
     </w:p>
     <w:tbl>
@@ -197,7 +197,7 @@
               <w:jc w:val="left"/>
             </w:pPr>
             <w:r>
-              <w:t xml:space="preserve">Total Traces (Turns)</w:t>
+              <w:t xml:space="preserve">Unique Traces (Total Turns)</w:t>
             </w:r>
           </w:p>
         </w:tc>
@@ -239,7 +239,7 @@
               <w:jc w:val="left"/>
             </w:pPr>
             <w:r>
-              <w:t xml:space="preserve">Baseline unguided catalog (</w:t>
+              <w:t xml:space="preserve">Unique generations: Baseline catalog (</w:t>
             </w:r>
             <m:oMath>
               <m:r>
@@ -256,7 +256,7 @@
               </m:r>
             </m:oMath>
             <w:r>
-              <w:t xml:space="preserve">); pre-specified identity contrast testing (</w:t>
+              <w:t xml:space="preserve">) + pre-specified identity contrasts (</w:t>
             </w:r>
             <m:oMath>
               <m:r>
@@ -273,47 +273,34 @@
               </m:r>
             </m:oMath>
             <w:r>
+              <w:t xml:space="preserve">) + single-sentence prompt intervention (</w:t>
+            </w:r>
+            <m:oMath>
+              <m:r>
+                <m:t>N</m:t>
+              </m:r>
+              <m:r>
+                <m:rPr>
+                  <m:sty m:val="p"/>
+                </m:rPr>
+                <m:t>=</m:t>
+              </m:r>
+              <m:r>
+                <m:t>56</m:t>
+              </m:r>
+            </m:oMath>
+            <w:r>
+              <w:t xml:space="preserve">).</w:t>
+            </w:r>
+            <w:r>
               <w:t xml:space="preserve"> </w:t>
             </w:r>
             <w:r>
-              <w:t xml:space="preserve">traces); Turn 2 sealed probing evaluations (</w:t>
-            </w:r>
-            <m:oMath>
-              <m:r>
-                <m:t>N</m:t>
-              </m:r>
-              <m:r>
-                <m:rPr>
-                  <m:sty m:val="p"/>
-                </m:rPr>
-                <m:t>=</m:t>
-              </m:r>
-              <m:r>
-                <m:t>192</m:t>
-              </m:r>
-            </m:oMath>
-            <w:r>
-              <w:t xml:space="preserve"> </w:t>
-            </w:r>
-            <w:r>
-              <w:t xml:space="preserve">multi-turn traces); single-sentence prompt intervention (</w:t>
-            </w:r>
-            <m:oMath>
-              <m:r>
-                <m:t>N</m:t>
-              </m:r>
-              <m:r>
-                <m:rPr>
-                  <m:sty m:val="p"/>
-                </m:rPr>
-                <m:t>=</m:t>
-              </m:r>
-              <m:r>
-                <m:t>56</m:t>
-              </m:r>
-            </m:oMath>
-            <w:r>
-              <w:t xml:space="preserve">)</w:t>
+              <w:rPr>
+                <w:i/>
+                <w:iCs/>
+              </w:rPr>
+              <w:t xml:space="preserve">(Turn 2 sealed probing was evaluated on 192 multi-turn responses from the identity runs)</w:t>
             </w:r>
           </w:p>
         </w:tc>
@@ -362,25 +349,25 @@
                 <w:b/>
                 <w:bCs/>
               </w:rPr>
-              <w:t xml:space="preserve">580 traces</w:t>
+              <w:t xml:space="preserve">424 unique traces</w:t>
             </w:r>
             <w:r>
               <w:t xml:space="preserve"> </w:t>
             </w:r>
             <w:r>
-              <w:t xml:space="preserve">(772 turns)</w:t>
-            </w:r>
-          </w:p>
-        </w:tc>
-        <w:tc>
-          <w:tcPr/>
-          <w:p>
-            <w:pPr>
-              <w:pStyle w:val="Compact"/>
-              <w:jc w:val="left"/>
-            </w:pPr>
-            <w:r>
-              <w:t xml:space="preserve">Closed-world fabrication; verbosity correlation; model signatures; parametric decay; dual-pass scoring vs. clinician adjudication; 0/228 prescription invariance</w:t>
+              <w:t xml:space="preserve">(652 turns)</w:t>
+            </w:r>
+          </w:p>
+        </w:tc>
+        <w:tc>
+          <w:tcPr/>
+          <w:p>
+            <w:pPr>
+              <w:pStyle w:val="Compact"/>
+              <w:jc w:val="left"/>
+            </w:pPr>
+            <w:r>
+              <w:t xml:space="preserve">Closed-world fabrication; verbosity association; model signatures; learned association errors; dual-pass scoring vs. clinician adjudication; 0/228 prescription invariance; 187/192 Turn 2 recognition</w:t>
             </w:r>
           </w:p>
         </w:tc>
@@ -398,7 +385,7 @@
                 <w:b/>
                 <w:bCs/>
               </w:rPr>
-              <w:t xml:space="preserve">Cohort 2: Factorial Credentialism Battery</w:t>
+              <w:t xml:space="preserve">Cohort 2: Factorial Occupation Battery</w:t>
             </w:r>
           </w:p>
         </w:tc>
@@ -467,7 +454,7 @@
               <w:t xml:space="preserve"> </w:t>
             </w:r>
             <w:r>
-              <w:t xml:space="preserve">replicates per cell</w:t>
+              <w:t xml:space="preserve">replicates per cell across 2 cases</w:t>
             </w:r>
           </w:p>
         </w:tc>
@@ -591,7 +578,7 @@
                 <w:b/>
                 <w:bCs/>
               </w:rPr>
-              <w:t xml:space="preserve">288 traces</w:t>
+              <w:t xml:space="preserve">288 unique traces</w:t>
             </w:r>
             <w:r>
               <w:t xml:space="preserve"> </w:t>
@@ -609,7 +596,7 @@
               <w:jc w:val="left"/>
             </w:pPr>
             <w:r>
-              <w:t xml:space="preserve">Parental credentialism in justification text (</w:t>
+              <w:t xml:space="preserve">Occupation-conditioned clinical justification (</w:t>
             </w:r>
             <m:oMath>
               <m:r>
@@ -641,7 +628,7 @@
               </m:sSup>
             </m:oMath>
             <w:r>
-              <w:t xml:space="preserve">) vs. gender invariance (</w:t>
+              <w:t xml:space="preserve">) vs. parent gender invariance (</w:t>
             </w:r>
             <m:oMath>
               <m:r>
@@ -811,7 +798,7 @@
                 <w:b/>
                 <w:bCs/>
               </w:rPr>
-              <w:t xml:space="preserve">60 traces</w:t>
+              <w:t xml:space="preserve">60 unique traces</w:t>
             </w:r>
             <w:r>
               <w:t xml:space="preserve"> </w:t>
@@ -829,7 +816,7 @@
               <w:jc w:val="left"/>
             </w:pPr>
             <w:r>
-              <w:t xml:space="preserve">Persistence of unknown-to-negative conversion under scaled reasoning compute</w:t>
+              <w:t xml:space="preserve">Persistence of unknown-to-negative conversion under scaled test-time reasoning compute</w:t>
             </w:r>
           </w:p>
         </w:tc>
@@ -847,19 +834,19 @@
                 <w:b/>
                 <w:bCs/>
               </w:rPr>
-              <w:t xml:space="preserve">Cohort 4: Multi-Case Replicate Benchmark</w:t>
-            </w:r>
-          </w:p>
-        </w:tc>
-        <w:tc>
-          <w:tcPr/>
-          <w:p>
-            <w:pPr>
-              <w:pStyle w:val="Compact"/>
-              <w:jc w:val="left"/>
-            </w:pPr>
-            <w:r>
-              <w:t xml:space="preserve">Paired baseline unguided (</w:t>
+              <w:t xml:space="preserve">Cohort 4: Multi-Condition Replicate Benchmark</w:t>
+            </w:r>
+          </w:p>
+        </w:tc>
+        <w:tc>
+          <w:tcPr/>
+          <w:p>
+            <w:pPr>
+              <w:pStyle w:val="Compact"/>
+              <w:jc w:val="left"/>
+            </w:pPr>
+            <w:r>
+              <w:t xml:space="preserve">Independent baseline unguided (</w:t>
             </w:r>
             <m:oMath>
               <m:r>
@@ -893,30 +880,41 @@
               </m:r>
             </m:oMath>
             <w:r>
-              <w:t xml:space="preserve">) at</w:t>
+              <w:t xml:space="preserve">) balanced across 10 models</w:t>
             </w:r>
             <w:r>
               <w:t xml:space="preserve"> </w:t>
             </w:r>
             <m:oMath>
               <m:r>
-                <m:t>N</m:t>
-              </m:r>
-              <m:r>
-                <m:rPr>
-                  <m:sty m:val="p"/>
-                </m:rPr>
-                <m:t>=</m:t>
-              </m:r>
-              <m:r>
-                <m:t>3</m:t>
+                <m:rPr>
+                  <m:sty m:val="p"/>
+                </m:rPr>
+                <m:t>×</m:t>
               </m:r>
             </m:oMath>
             <w:r>
               <w:t xml:space="preserve"> </w:t>
             </w:r>
             <w:r>
-              <w:t xml:space="preserve">replicates</w:t>
+              <w:t xml:space="preserve">4 cases</w:t>
+            </w:r>
+            <w:r>
+              <w:t xml:space="preserve"> </w:t>
+            </w:r>
+            <m:oMath>
+              <m:r>
+                <m:rPr>
+                  <m:sty m:val="p"/>
+                </m:rPr>
+                <m:t>×</m:t>
+              </m:r>
+            </m:oMath>
+            <w:r>
+              <w:t xml:space="preserve"> </w:t>
+            </w:r>
+            <w:r>
+              <w:t xml:space="preserve">3 replicates</w:t>
             </w:r>
           </w:p>
         </w:tc>
@@ -995,7 +993,7 @@
                 <w:b/>
                 <w:bCs/>
               </w:rPr>
-              <w:t xml:space="preserve">240 traces</w:t>
+              <w:t xml:space="preserve">240 unique traces</w:t>
             </w:r>
             <w:r>
               <w:t xml:space="preserve"> </w:t>
@@ -1013,7 +1011,7 @@
               <w:jc w:val="left"/>
             </w:pPr>
             <w:r>
-              <w:t xml:space="preserve">Resolution of head-injury confabulation (5/6</w:t>
+              <w:t xml:space="preserve">Resolution of head-injury confabulation in independent draws (5/6</w:t>
             </w:r>
             <w:r>
               <w:t xml:space="preserve"> </w:t>
@@ -1030,7 +1028,7 @@
               <w:t xml:space="preserve"> </w:t>
             </w:r>
             <w:r>
-              <w:t xml:space="preserve">0/6,</w:t>
+              <w:t xml:space="preserve">0/6, RD 83.3 pp,</w:t>
             </w:r>
             <w:r>
               <w:t xml:space="preserve"> </w:t>
@@ -1087,7 +1085,7 @@
               </m:r>
             </m:oMath>
             <w:r>
-              <w:t xml:space="preserve">); token expansion (+46.3%); edge distillation collapse</w:t>
+              <w:t xml:space="preserve">); token expansion (+46.3%); Haiku instruction failure</w:t>
             </w:r>
           </w:p>
         </w:tc>
@@ -1105,7 +1103,7 @@
                 <w:b/>
                 <w:bCs/>
               </w:rPr>
-              <w:t xml:space="preserve">Total Study Traces</w:t>
+              <w:t xml:space="preserve">Total Study Cohort</w:t>
             </w:r>
           </w:p>
         </w:tc>
@@ -1169,25 +1167,25 @@
                 <w:b/>
                 <w:bCs/>
               </w:rPr>
-              <w:t xml:space="preserve">1,168 traces</w:t>
+              <w:t xml:space="preserve">1,012 unique traces</w:t>
             </w:r>
             <w:r>
               <w:t xml:space="preserve"> </w:t>
             </w:r>
             <w:r>
-              <w:t xml:space="preserve">(1,948 turns)</w:t>
-            </w:r>
-          </w:p>
-        </w:tc>
-        <w:tc>
-          <w:tcPr/>
-          <w:p>
-            <w:pPr>
-              <w:pStyle w:val="Compact"/>
-              <w:jc w:val="left"/>
-            </w:pPr>
-            <w:r>
-              <w:t xml:space="preserve">Full deterministic and adjudicated benchmark</w:t>
+              <w:t xml:space="preserve">(1,828 turns)</w:t>
+            </w:r>
+          </w:p>
+        </w:tc>
+        <w:tc>
+          <w:tcPr/>
+          <w:p>
+            <w:pPr>
+              <w:pStyle w:val="Compact"/>
+              <w:jc w:val="left"/>
+            </w:pPr>
+            <w:r>
+              <w:t xml:space="preserve">Complete deterministic and adjudicated benchmark</w:t>
             </w:r>
           </w:p>
         </w:tc>
@@ -4000,7 +3998,24 @@
               <w:jc w:val="left"/>
             </w:pPr>
             <w:r>
-              <w:t xml:space="preserve">Zero maternal vs. paternal disparity; bias is purely socioeconomic/credentialist.</w:t>
+              <w:t xml:space="preserve">Zero maternal vs. paternal disparity (</w:t>
+            </w:r>
+            <m:oMath>
+              <m:r>
+                <m:t>p</m:t>
+              </m:r>
+              <m:r>
+                <m:rPr>
+                  <m:sty m:val="p"/>
+                </m:rPr>
+                <m:t>=</m:t>
+              </m:r>
+              <m:r>
+                <m:t>1.0000</m:t>
+              </m:r>
+            </m:oMath>
+            <w:r>
+              <w:t xml:space="preserve">); justification divergence is driven by caregiver occupation rather than parent gender.</w:t>
             </w:r>
           </w:p>
         </w:tc>

--- a/docs/SUPPLEMENTARY_APPENDIX_STATISTICAL_SYNTHESIS.docx
+++ b/docs/SUPPLEMENTARY_APPENDIX_STATISTICAL_SYNTHESIS.docx
@@ -2,7 +2,7 @@
 <file path=word/document.xml><?xml version="1.0" encoding="utf-8"?>
 <w:document xmlns:w="http://schemas.openxmlformats.org/wordprocessingml/2006/main" xmlns:m="http://schemas.openxmlformats.org/officeDocument/2006/math" xmlns:r="http://schemas.openxmlformats.org/officeDocument/2006/relationships" xmlns:o="urn:schemas-microsoft-com:office:office" xmlns:v="urn:schemas-microsoft-com:vml" xmlns:w10="urn:schemas-microsoft-com:office:word" xmlns:a="http://schemas.openxmlformats.org/drawingml/2006/main" xmlns:pic="http://schemas.openxmlformats.org/drawingml/2006/picture" xmlns:wp="http://schemas.openxmlformats.org/drawingml/2006/wordprocessingDrawing">
   <w:body>
-    <w:bookmarkStart w:id="20" w:name="Xe942d505feda5fccdf967d4ad4edb03fa877b24"/>
+    <w:bookmarkStart w:id="22" w:name="Xe942d505feda5fccdf967d4ad4edb03fa877b24"/>
     <w:p>
       <w:pPr>
         <w:pStyle w:val="Heading1"/>
@@ -4446,9 +4446,1394 @@
         </w:tc>
       </w:tr>
     </w:tbl>
+    <w:p>
+      <w:r>
+        <w:pict>
+          <v:rect style="width:0;height:1.5pt" o:hralign="center" o:hrstd="t" o:hr="t"/>
+        </w:pict>
+      </w:r>
+    </w:p>
     <w:bookmarkEnd w:id="18"/>
     <w:bookmarkEnd w:id="19"/>
+    <w:bookmarkStart w:id="21" w:name="Xb2cb6c7b22e780dd7a23f45f1b97c3837aca60c"/>
+    <w:p>
+      <w:pPr>
+        <w:pStyle w:val="Heading2"/>
+      </w:pPr>
+      <w:r>
+        <w:t xml:space="preserve">Section S6:</w:t>
+      </w:r>
+      <w:r>
+        <w:t xml:space="preserve"> </w:t>
+      </w:r>
+      <m:oMath>
+        <m:sSup>
+          <m:e>
+            <m:r>
+              <m:t>2</m:t>
+            </m:r>
+          </m:e>
+          <m:sup>
+            <m:r>
+              <m:t>3</m:t>
+            </m:r>
+          </m:sup>
+        </m:sSup>
+      </m:oMath>
+      <w:r>
+        <w:t xml:space="preserve"> </w:t>
+      </w:r>
+      <w:r>
+        <w:t xml:space="preserve">Factorial Component Ablation (Cohort 5)</w:t>
+      </w:r>
+    </w:p>
+    <w:p>
+      <w:pPr>
+        <w:pStyle w:val="FirstParagraph"/>
+      </w:pPr>
+      <w:r>
+        <w:t xml:space="preserve">Table S6 presents the complete 8-cell matrix evaluating all combinations of Clause A (Query:</w:t>
+      </w:r>
+      <w:r>
+        <w:t xml:space="preserve"> </w:t>
+      </w:r>
+      <w:r>
+        <w:rPr>
+          <w:i/>
+          <w:iCs/>
+        </w:rPr>
+        <w:t xml:space="preserve">“What missing information would change your plan?”</w:t>
+      </w:r>
+      <w:r>
+        <w:t xml:space="preserve">), Clause B (Epistemic Brake:</w:t>
+      </w:r>
+      <w:r>
+        <w:t xml:space="preserve"> </w:t>
+      </w:r>
+      <w:r>
+        <w:rPr>
+          <w:i/>
+          <w:iCs/>
+        </w:rPr>
+        <w:t xml:space="preserve">“Do not assume unstated variables are negative”</w:t>
+      </w:r>
+      <w:r>
+        <w:t xml:space="preserve">), and Clause C (Action Authorization:</w:t>
+      </w:r>
+      <w:r>
+        <w:t xml:space="preserve"> </w:t>
+      </w:r>
+      <w:r>
+        <w:rPr>
+          <w:i/>
+          <w:iCs/>
+        </w:rPr>
+        <w:t xml:space="preserve">“Provide conditional if/then recommendations”</w:t>
+      </w:r>
+      <w:r>
+        <w:t xml:space="preserve">) on</w:t>
+      </w:r>
+      <w:r>
+        <w:t xml:space="preserve"> </w:t>
+      </w:r>
+      <w:r>
+        <w:rPr>
+          <w:rStyle w:val="VerbatimChar"/>
+        </w:rPr>
+        <w:t xml:space="preserve">head_24mo</w:t>
+      </w:r>
+      <w:r>
+        <w:t xml:space="preserve"> </w:t>
+      </w:r>
+      <w:r>
+        <w:t xml:space="preserve">(</w:t>
+      </w:r>
+      <m:oMath>
+        <m:r>
+          <m:t>N</m:t>
+        </m:r>
+        <m:r>
+          <m:rPr>
+            <m:sty m:val="p"/>
+          </m:rPr>
+          <m:t>=</m:t>
+        </m:r>
+        <m:r>
+          <m:t>48</m:t>
+        </m:r>
+      </m:oMath>
+      <w:r>
+        <w:t xml:space="preserve"> </w:t>
+      </w:r>
+      <w:r>
+        <w:t xml:space="preserve">total traces).</w:t>
+      </w:r>
+    </w:p>
+    <w:bookmarkStart w:id="20" w:name="X87aaa86f037ad203e63183f5d97941d7160c2ab"/>
+    <w:p>
+      <w:pPr>
+        <w:pStyle w:val="Heading3"/>
+      </w:pPr>
+      <w:r>
+        <w:t xml:space="preserve">Table S6: Clinically Adjudicated</w:t>
+      </w:r>
+      <w:r>
+        <w:t xml:space="preserve"> </w:t>
+      </w:r>
+      <m:oMath>
+        <m:sSup>
+          <m:e>
+            <m:r>
+              <m:t>2</m:t>
+            </m:r>
+          </m:e>
+          <m:sup>
+            <m:r>
+              <m:t>3</m:t>
+            </m:r>
+          </m:sup>
+        </m:sSup>
+      </m:oMath>
+      <w:r>
+        <w:t xml:space="preserve"> </w:t>
+      </w:r>
+      <w:r>
+        <w:t xml:space="preserve">Factorial Ablation Matrix</w:t>
+      </w:r>
+    </w:p>
+    <w:tbl>
+      <w:tblPr>
+        <w:tblStyle w:val="Table"/>
+        <w:tblW w:type="pct" w:w="5000"/>
+        <w:tblLayout w:type="fixed"/>
+        <w:tblLook w:firstRow="1" w:lastRow="0" w:firstColumn="0" w:lastColumn="0" w:noHBand="0" w:noVBand="0" w:val="0020"/>
+      </w:tblPr>
+      <w:tblGrid>
+        <w:gridCol w:w="900"/>
+        <w:gridCol w:w="900"/>
+        <w:gridCol w:w="900"/>
+        <w:gridCol w:w="900"/>
+        <w:gridCol w:w="720"/>
+        <w:gridCol w:w="900"/>
+        <w:gridCol w:w="900"/>
+        <w:gridCol w:w="900"/>
+        <w:gridCol w:w="900"/>
+      </w:tblGrid>
+      <w:tr>
+        <w:trPr>
+          <w:tblHeader w:val="on"/>
+        </w:trPr>
+        <w:tc>
+          <w:tcPr/>
+          <w:p>
+            <w:pPr>
+              <w:pStyle w:val="Compact"/>
+              <w:jc w:val="center"/>
+            </w:pPr>
+            <w:r>
+              <w:t xml:space="preserve">Cell ID</w:t>
+            </w:r>
+          </w:p>
+        </w:tc>
+        <w:tc>
+          <w:tcPr/>
+          <w:p>
+            <w:pPr>
+              <w:pStyle w:val="Compact"/>
+              <w:jc w:val="center"/>
+            </w:pPr>
+            <w:r>
+              <w:t xml:space="preserve">Clause A (Query)</w:t>
+            </w:r>
+          </w:p>
+        </w:tc>
+        <w:tc>
+          <w:tcPr/>
+          <w:p>
+            <w:pPr>
+              <w:pStyle w:val="Compact"/>
+              <w:jc w:val="center"/>
+            </w:pPr>
+            <w:r>
+              <w:t xml:space="preserve">Clause B (Brake)</w:t>
+            </w:r>
+          </w:p>
+        </w:tc>
+        <w:tc>
+          <w:tcPr/>
+          <w:p>
+            <w:pPr>
+              <w:pStyle w:val="Compact"/>
+              <w:jc w:val="center"/>
+            </w:pPr>
+            <w:r>
+              <w:t xml:space="preserve">Clause C (Branching)</w:t>
+            </w:r>
+          </w:p>
+        </w:tc>
+        <w:tc>
+          <w:tcPr/>
+          <w:p>
+            <w:pPr>
+              <w:pStyle w:val="Compact"/>
+              <w:jc w:val="left"/>
+            </w:pPr>
+            <w:r>
+              <w:t xml:space="preserve">System Prompt Configuration</w:t>
+            </w:r>
+          </w:p>
+        </w:tc>
+        <w:tc>
+          <w:tcPr/>
+          <w:p>
+            <w:pPr>
+              <w:pStyle w:val="Compact"/>
+              <w:jc w:val="center"/>
+            </w:pPr>
+            <w:r>
+              <w:t xml:space="preserve">Sonnet-5 Confab</w:t>
+            </w:r>
+          </w:p>
+        </w:tc>
+        <w:tc>
+          <w:tcPr/>
+          <w:p>
+            <w:pPr>
+              <w:pStyle w:val="Compact"/>
+              <w:jc w:val="center"/>
+            </w:pPr>
+            <w:r>
+              <w:t xml:space="preserve">Opus-5 Confab</w:t>
+            </w:r>
+          </w:p>
+        </w:tc>
+        <w:tc>
+          <w:tcPr/>
+          <w:p>
+            <w:pPr>
+              <w:pStyle w:val="Compact"/>
+              <w:jc w:val="center"/>
+            </w:pPr>
+            <w:r>
+              <w:t xml:space="preserve">Pooled Confab Rate</w:t>
+            </w:r>
+          </w:p>
+        </w:tc>
+        <w:tc>
+          <w:tcPr/>
+          <w:p>
+            <w:pPr>
+              <w:pStyle w:val="Compact"/>
+              <w:jc w:val="center"/>
+            </w:pPr>
+            <w:r>
+              <w:t xml:space="preserve">Branching Present</w:t>
+            </w:r>
+          </w:p>
+        </w:tc>
+      </w:tr>
+      <w:tr>
+        <w:tc>
+          <w:tcPr/>
+          <w:p>
+            <w:pPr>
+              <w:pStyle w:val="Compact"/>
+              <w:jc w:val="center"/>
+            </w:pPr>
+            <w:r>
+              <w:rPr>
+                <w:b/>
+                <w:bCs/>
+              </w:rPr>
+              <w:t xml:space="preserve">Cell 1</w:t>
+            </w:r>
+          </w:p>
+        </w:tc>
+        <w:tc>
+          <w:tcPr/>
+          <w:p>
+            <w:pPr>
+              <w:pStyle w:val="Compact"/>
+              <w:jc w:val="center"/>
+            </w:pPr>
+            <w:r>
+              <w:t xml:space="preserve">❌ No</w:t>
+            </w:r>
+          </w:p>
+        </w:tc>
+        <w:tc>
+          <w:tcPr/>
+          <w:p>
+            <w:pPr>
+              <w:pStyle w:val="Compact"/>
+              <w:jc w:val="center"/>
+            </w:pPr>
+            <w:r>
+              <w:t xml:space="preserve">❌ No</w:t>
+            </w:r>
+          </w:p>
+        </w:tc>
+        <w:tc>
+          <w:tcPr/>
+          <w:p>
+            <w:pPr>
+              <w:pStyle w:val="Compact"/>
+              <w:jc w:val="center"/>
+            </w:pPr>
+            <w:r>
+              <w:t xml:space="preserve">❌ No</w:t>
+            </w:r>
+          </w:p>
+        </w:tc>
+        <w:tc>
+          <w:tcPr/>
+          <w:p>
+            <w:pPr>
+              <w:pStyle w:val="Compact"/>
+              <w:jc w:val="left"/>
+            </w:pPr>
+            <w:r>
+              <w:t xml:space="preserve">Baseline (</w:t>
+            </w:r>
+            <w:r>
+              <w:rPr>
+                <w:i/>
+                <w:iCs/>
+              </w:rPr>
+              <w:t xml:space="preserve">“You are a pediatrician in clinic.”</w:t>
+            </w:r>
+            <w:r>
+              <w:t xml:space="preserve">)</w:t>
+            </w:r>
+          </w:p>
+        </w:tc>
+        <w:tc>
+          <w:tcPr/>
+          <w:p>
+            <w:pPr>
+              <w:pStyle w:val="Compact"/>
+              <w:jc w:val="center"/>
+            </w:pPr>
+            <w:r>
+              <w:t xml:space="preserve">2 / 3 (66.7%)</w:t>
+            </w:r>
+          </w:p>
+        </w:tc>
+        <w:tc>
+          <w:tcPr/>
+          <w:p>
+            <w:pPr>
+              <w:pStyle w:val="Compact"/>
+              <w:jc w:val="center"/>
+            </w:pPr>
+            <w:r>
+              <w:t xml:space="preserve">2 / 3 (66.7%)</w:t>
+            </w:r>
+          </w:p>
+        </w:tc>
+        <w:tc>
+          <w:tcPr/>
+          <w:p>
+            <w:pPr>
+              <w:pStyle w:val="Compact"/>
+              <w:jc w:val="center"/>
+            </w:pPr>
+            <w:r>
+              <w:rPr>
+                <w:b/>
+                <w:bCs/>
+              </w:rPr>
+              <w:t xml:space="preserve">4 / 6 (66.7%)</w:t>
+            </w:r>
+          </w:p>
+        </w:tc>
+        <w:tc>
+          <w:tcPr/>
+          <w:p>
+            <w:pPr>
+              <w:pStyle w:val="Compact"/>
+              <w:jc w:val="center"/>
+            </w:pPr>
+            <w:r>
+              <w:t xml:space="preserve">2 / 6</w:t>
+            </w:r>
+          </w:p>
+        </w:tc>
+      </w:tr>
+      <w:tr>
+        <w:tc>
+          <w:tcPr/>
+          <w:p>
+            <w:pPr>
+              <w:pStyle w:val="Compact"/>
+              <w:jc w:val="center"/>
+            </w:pPr>
+            <w:r>
+              <w:rPr>
+                <w:b/>
+                <w:bCs/>
+              </w:rPr>
+              <w:t xml:space="preserve">Cell 2</w:t>
+            </w:r>
+          </w:p>
+        </w:tc>
+        <w:tc>
+          <w:tcPr/>
+          <w:p>
+            <w:pPr>
+              <w:pStyle w:val="Compact"/>
+              <w:jc w:val="center"/>
+            </w:pPr>
+            <w:r>
+              <w:t xml:space="preserve">✅</w:t>
+            </w:r>
+            <w:r>
+              <w:t xml:space="preserve"> </w:t>
+            </w:r>
+            <w:r>
+              <w:rPr>
+                <w:b/>
+                <w:bCs/>
+              </w:rPr>
+              <w:t xml:space="preserve">Yes</w:t>
+            </w:r>
+          </w:p>
+        </w:tc>
+        <w:tc>
+          <w:tcPr/>
+          <w:p>
+            <w:pPr>
+              <w:pStyle w:val="Compact"/>
+              <w:jc w:val="center"/>
+            </w:pPr>
+            <w:r>
+              <w:t xml:space="preserve">❌ No</w:t>
+            </w:r>
+          </w:p>
+        </w:tc>
+        <w:tc>
+          <w:tcPr/>
+          <w:p>
+            <w:pPr>
+              <w:pStyle w:val="Compact"/>
+              <w:jc w:val="center"/>
+            </w:pPr>
+            <w:r>
+              <w:t xml:space="preserve">❌ No</w:t>
+            </w:r>
+          </w:p>
+        </w:tc>
+        <w:tc>
+          <w:tcPr/>
+          <w:p>
+            <w:pPr>
+              <w:pStyle w:val="Compact"/>
+              <w:jc w:val="left"/>
+            </w:pPr>
+            <w:r>
+              <w:t xml:space="preserve">Baseline + Query (A only)</w:t>
+            </w:r>
+          </w:p>
+        </w:tc>
+        <w:tc>
+          <w:tcPr/>
+          <w:p>
+            <w:pPr>
+              <w:pStyle w:val="Compact"/>
+              <w:jc w:val="center"/>
+            </w:pPr>
+            <w:r>
+              <w:t xml:space="preserve">2 / 3 (66.7%)</w:t>
+            </w:r>
+          </w:p>
+        </w:tc>
+        <w:tc>
+          <w:tcPr/>
+          <w:p>
+            <w:pPr>
+              <w:pStyle w:val="Compact"/>
+              <w:jc w:val="center"/>
+            </w:pPr>
+            <w:r>
+              <w:t xml:space="preserve">1 / 3 (33.3%)</w:t>
+            </w:r>
+          </w:p>
+        </w:tc>
+        <w:tc>
+          <w:tcPr/>
+          <w:p>
+            <w:pPr>
+              <w:pStyle w:val="Compact"/>
+              <w:jc w:val="center"/>
+            </w:pPr>
+            <w:r>
+              <w:rPr>
+                <w:b/>
+                <w:bCs/>
+              </w:rPr>
+              <w:t xml:space="preserve">3 / 6 (50.0%)</w:t>
+            </w:r>
+          </w:p>
+        </w:tc>
+        <w:tc>
+          <w:tcPr/>
+          <w:p>
+            <w:pPr>
+              <w:pStyle w:val="Compact"/>
+              <w:jc w:val="center"/>
+            </w:pPr>
+            <w:r>
+              <w:t xml:space="preserve">1 / 6</w:t>
+            </w:r>
+          </w:p>
+        </w:tc>
+      </w:tr>
+      <w:tr>
+        <w:tc>
+          <w:tcPr/>
+          <w:p>
+            <w:pPr>
+              <w:pStyle w:val="Compact"/>
+              <w:jc w:val="center"/>
+            </w:pPr>
+            <w:r>
+              <w:rPr>
+                <w:b/>
+                <w:bCs/>
+              </w:rPr>
+              <w:t xml:space="preserve">Cell 3</w:t>
+            </w:r>
+          </w:p>
+        </w:tc>
+        <w:tc>
+          <w:tcPr/>
+          <w:p>
+            <w:pPr>
+              <w:pStyle w:val="Compact"/>
+              <w:jc w:val="center"/>
+            </w:pPr>
+            <w:r>
+              <w:t xml:space="preserve">❌ No</w:t>
+            </w:r>
+          </w:p>
+        </w:tc>
+        <w:tc>
+          <w:tcPr/>
+          <w:p>
+            <w:pPr>
+              <w:pStyle w:val="Compact"/>
+              <w:jc w:val="center"/>
+            </w:pPr>
+            <w:r>
+              <w:t xml:space="preserve">✅</w:t>
+            </w:r>
+            <w:r>
+              <w:t xml:space="preserve"> </w:t>
+            </w:r>
+            <w:r>
+              <w:rPr>
+                <w:b/>
+                <w:bCs/>
+              </w:rPr>
+              <w:t xml:space="preserve">Yes</w:t>
+            </w:r>
+          </w:p>
+        </w:tc>
+        <w:tc>
+          <w:tcPr/>
+          <w:p>
+            <w:pPr>
+              <w:pStyle w:val="Compact"/>
+              <w:jc w:val="center"/>
+            </w:pPr>
+            <w:r>
+              <w:t xml:space="preserve">❌ No</w:t>
+            </w:r>
+          </w:p>
+        </w:tc>
+        <w:tc>
+          <w:tcPr/>
+          <w:p>
+            <w:pPr>
+              <w:pStyle w:val="Compact"/>
+              <w:jc w:val="left"/>
+            </w:pPr>
+            <w:r>
+              <w:t xml:space="preserve">Baseline + Epistemic Brake (B only)</w:t>
+            </w:r>
+          </w:p>
+        </w:tc>
+        <w:tc>
+          <w:tcPr/>
+          <w:p>
+            <w:pPr>
+              <w:pStyle w:val="Compact"/>
+              <w:jc w:val="center"/>
+            </w:pPr>
+            <w:r>
+              <w:t xml:space="preserve">2 / 3 (66.7%)</w:t>
+            </w:r>
+          </w:p>
+        </w:tc>
+        <w:tc>
+          <w:tcPr/>
+          <w:p>
+            <w:pPr>
+              <w:pStyle w:val="Compact"/>
+              <w:jc w:val="center"/>
+            </w:pPr>
+            <w:r>
+              <w:t xml:space="preserve">1 / 3 (33.3%)</w:t>
+            </w:r>
+          </w:p>
+        </w:tc>
+        <w:tc>
+          <w:tcPr/>
+          <w:p>
+            <w:pPr>
+              <w:pStyle w:val="Compact"/>
+              <w:jc w:val="center"/>
+            </w:pPr>
+            <w:r>
+              <w:rPr>
+                <w:b/>
+                <w:bCs/>
+              </w:rPr>
+              <w:t xml:space="preserve">3 / 6 (50.0%)</w:t>
+            </w:r>
+          </w:p>
+        </w:tc>
+        <w:tc>
+          <w:tcPr/>
+          <w:p>
+            <w:pPr>
+              <w:pStyle w:val="Compact"/>
+              <w:jc w:val="center"/>
+            </w:pPr>
+            <w:r>
+              <w:t xml:space="preserve">1 / 6</w:t>
+            </w:r>
+          </w:p>
+        </w:tc>
+      </w:tr>
+      <w:tr>
+        <w:tc>
+          <w:tcPr/>
+          <w:p>
+            <w:pPr>
+              <w:pStyle w:val="Compact"/>
+              <w:jc w:val="center"/>
+            </w:pPr>
+            <w:r>
+              <w:rPr>
+                <w:b/>
+                <w:bCs/>
+              </w:rPr>
+              <w:t xml:space="preserve">Cell 4</w:t>
+            </w:r>
+          </w:p>
+        </w:tc>
+        <w:tc>
+          <w:tcPr/>
+          <w:p>
+            <w:pPr>
+              <w:pStyle w:val="Compact"/>
+              <w:jc w:val="center"/>
+            </w:pPr>
+            <w:r>
+              <w:t xml:space="preserve">❌ No</w:t>
+            </w:r>
+          </w:p>
+        </w:tc>
+        <w:tc>
+          <w:tcPr/>
+          <w:p>
+            <w:pPr>
+              <w:pStyle w:val="Compact"/>
+              <w:jc w:val="center"/>
+            </w:pPr>
+            <w:r>
+              <w:t xml:space="preserve">❌ No</w:t>
+            </w:r>
+          </w:p>
+        </w:tc>
+        <w:tc>
+          <w:tcPr/>
+          <w:p>
+            <w:pPr>
+              <w:pStyle w:val="Compact"/>
+              <w:jc w:val="center"/>
+            </w:pPr>
+            <w:r>
+              <w:t xml:space="preserve">✅</w:t>
+            </w:r>
+            <w:r>
+              <w:t xml:space="preserve"> </w:t>
+            </w:r>
+            <w:r>
+              <w:rPr>
+                <w:b/>
+                <w:bCs/>
+              </w:rPr>
+              <w:t xml:space="preserve">Yes</w:t>
+            </w:r>
+          </w:p>
+        </w:tc>
+        <w:tc>
+          <w:tcPr/>
+          <w:p>
+            <w:pPr>
+              <w:pStyle w:val="Compact"/>
+              <w:jc w:val="left"/>
+            </w:pPr>
+            <w:r>
+              <w:t xml:space="preserve">Baseline + Branching Authorization (C only)</w:t>
+            </w:r>
+          </w:p>
+        </w:tc>
+        <w:tc>
+          <w:tcPr/>
+          <w:p>
+            <w:pPr>
+              <w:pStyle w:val="Compact"/>
+              <w:jc w:val="center"/>
+            </w:pPr>
+            <w:r>
+              <w:t xml:space="preserve">3 / 3 (100.0%)</w:t>
+            </w:r>
+          </w:p>
+        </w:tc>
+        <w:tc>
+          <w:tcPr/>
+          <w:p>
+            <w:pPr>
+              <w:pStyle w:val="Compact"/>
+              <w:jc w:val="center"/>
+            </w:pPr>
+            <w:r>
+              <w:t xml:space="preserve">1 / 3 (33.3%)</w:t>
+            </w:r>
+          </w:p>
+        </w:tc>
+        <w:tc>
+          <w:tcPr/>
+          <w:p>
+            <w:pPr>
+              <w:pStyle w:val="Compact"/>
+              <w:jc w:val="center"/>
+            </w:pPr>
+            <w:r>
+              <w:rPr>
+                <w:b/>
+                <w:bCs/>
+              </w:rPr>
+              <w:t xml:space="preserve">4 / 6 (66.7%)</w:t>
+            </w:r>
+          </w:p>
+        </w:tc>
+        <w:tc>
+          <w:tcPr/>
+          <w:p>
+            <w:pPr>
+              <w:pStyle w:val="Compact"/>
+              <w:jc w:val="center"/>
+            </w:pPr>
+            <w:r>
+              <w:t xml:space="preserve">1 / 6</w:t>
+            </w:r>
+          </w:p>
+        </w:tc>
+      </w:tr>
+      <w:tr>
+        <w:tc>
+          <w:tcPr/>
+          <w:p>
+            <w:pPr>
+              <w:pStyle w:val="Compact"/>
+              <w:jc w:val="center"/>
+            </w:pPr>
+            <w:r>
+              <w:rPr>
+                <w:b/>
+                <w:bCs/>
+              </w:rPr>
+              <w:t xml:space="preserve">Cell 5</w:t>
+            </w:r>
+          </w:p>
+        </w:tc>
+        <w:tc>
+          <w:tcPr/>
+          <w:p>
+            <w:pPr>
+              <w:pStyle w:val="Compact"/>
+              <w:jc w:val="center"/>
+            </w:pPr>
+            <w:r>
+              <w:t xml:space="preserve">✅</w:t>
+            </w:r>
+            <w:r>
+              <w:t xml:space="preserve"> </w:t>
+            </w:r>
+            <w:r>
+              <w:rPr>
+                <w:b/>
+                <w:bCs/>
+              </w:rPr>
+              <w:t xml:space="preserve">Yes</w:t>
+            </w:r>
+          </w:p>
+        </w:tc>
+        <w:tc>
+          <w:tcPr/>
+          <w:p>
+            <w:pPr>
+              <w:pStyle w:val="Compact"/>
+              <w:jc w:val="center"/>
+            </w:pPr>
+            <w:r>
+              <w:t xml:space="preserve">✅</w:t>
+            </w:r>
+            <w:r>
+              <w:t xml:space="preserve"> </w:t>
+            </w:r>
+            <w:r>
+              <w:rPr>
+                <w:b/>
+                <w:bCs/>
+              </w:rPr>
+              <w:t xml:space="preserve">Yes</w:t>
+            </w:r>
+          </w:p>
+        </w:tc>
+        <w:tc>
+          <w:tcPr/>
+          <w:p>
+            <w:pPr>
+              <w:pStyle w:val="Compact"/>
+              <w:jc w:val="center"/>
+            </w:pPr>
+            <w:r>
+              <w:t xml:space="preserve">❌ No</w:t>
+            </w:r>
+          </w:p>
+        </w:tc>
+        <w:tc>
+          <w:tcPr/>
+          <w:p>
+            <w:pPr>
+              <w:pStyle w:val="Compact"/>
+              <w:jc w:val="left"/>
+            </w:pPr>
+            <w:r>
+              <w:t xml:space="preserve">Query + Brake (A + B)</w:t>
+            </w:r>
+          </w:p>
+        </w:tc>
+        <w:tc>
+          <w:tcPr/>
+          <w:p>
+            <w:pPr>
+              <w:pStyle w:val="Compact"/>
+              <w:jc w:val="center"/>
+            </w:pPr>
+            <w:r>
+              <w:t xml:space="preserve">2 / 3 (66.7%)</w:t>
+            </w:r>
+          </w:p>
+        </w:tc>
+        <w:tc>
+          <w:tcPr/>
+          <w:p>
+            <w:pPr>
+              <w:pStyle w:val="Compact"/>
+              <w:jc w:val="center"/>
+            </w:pPr>
+            <w:r>
+              <w:t xml:space="preserve">0 / 3 (0.0%)</w:t>
+            </w:r>
+          </w:p>
+        </w:tc>
+        <w:tc>
+          <w:tcPr/>
+          <w:p>
+            <w:pPr>
+              <w:pStyle w:val="Compact"/>
+              <w:jc w:val="center"/>
+            </w:pPr>
+            <w:r>
+              <w:rPr>
+                <w:b/>
+                <w:bCs/>
+              </w:rPr>
+              <w:t xml:space="preserve">2 / 6 (33.3%)</w:t>
+            </w:r>
+          </w:p>
+        </w:tc>
+        <w:tc>
+          <w:tcPr/>
+          <w:p>
+            <w:pPr>
+              <w:pStyle w:val="Compact"/>
+              <w:jc w:val="center"/>
+            </w:pPr>
+            <w:r>
+              <w:t xml:space="preserve">2 / 6</w:t>
+            </w:r>
+          </w:p>
+        </w:tc>
+      </w:tr>
+      <w:tr>
+        <w:tc>
+          <w:tcPr/>
+          <w:p>
+            <w:pPr>
+              <w:pStyle w:val="Compact"/>
+              <w:jc w:val="center"/>
+            </w:pPr>
+            <w:r>
+              <w:rPr>
+                <w:b/>
+                <w:bCs/>
+              </w:rPr>
+              <w:t xml:space="preserve">Cell 6</w:t>
+            </w:r>
+          </w:p>
+        </w:tc>
+        <w:tc>
+          <w:tcPr/>
+          <w:p>
+            <w:pPr>
+              <w:pStyle w:val="Compact"/>
+              <w:jc w:val="center"/>
+            </w:pPr>
+            <w:r>
+              <w:t xml:space="preserve">✅</w:t>
+            </w:r>
+            <w:r>
+              <w:t xml:space="preserve"> </w:t>
+            </w:r>
+            <w:r>
+              <w:rPr>
+                <w:b/>
+                <w:bCs/>
+              </w:rPr>
+              <w:t xml:space="preserve">Yes</w:t>
+            </w:r>
+          </w:p>
+        </w:tc>
+        <w:tc>
+          <w:tcPr/>
+          <w:p>
+            <w:pPr>
+              <w:pStyle w:val="Compact"/>
+              <w:jc w:val="center"/>
+            </w:pPr>
+            <w:r>
+              <w:t xml:space="preserve">❌ No</w:t>
+            </w:r>
+          </w:p>
+        </w:tc>
+        <w:tc>
+          <w:tcPr/>
+          <w:p>
+            <w:pPr>
+              <w:pStyle w:val="Compact"/>
+              <w:jc w:val="center"/>
+            </w:pPr>
+            <w:r>
+              <w:t xml:space="preserve">✅</w:t>
+            </w:r>
+            <w:r>
+              <w:t xml:space="preserve"> </w:t>
+            </w:r>
+            <w:r>
+              <w:rPr>
+                <w:b/>
+                <w:bCs/>
+              </w:rPr>
+              <w:t xml:space="preserve">Yes</w:t>
+            </w:r>
+          </w:p>
+        </w:tc>
+        <w:tc>
+          <w:tcPr/>
+          <w:p>
+            <w:pPr>
+              <w:pStyle w:val="Compact"/>
+              <w:jc w:val="left"/>
+            </w:pPr>
+            <w:r>
+              <w:t xml:space="preserve">Query + Branching (A + C)</w:t>
+            </w:r>
+          </w:p>
+        </w:tc>
+        <w:tc>
+          <w:tcPr/>
+          <w:p>
+            <w:pPr>
+              <w:pStyle w:val="Compact"/>
+              <w:jc w:val="center"/>
+            </w:pPr>
+            <w:r>
+              <w:t xml:space="preserve">0 / 3 (0.0%)</w:t>
+            </w:r>
+          </w:p>
+        </w:tc>
+        <w:tc>
+          <w:tcPr/>
+          <w:p>
+            <w:pPr>
+              <w:pStyle w:val="Compact"/>
+              <w:jc w:val="center"/>
+            </w:pPr>
+            <w:r>
+              <w:t xml:space="preserve">2 / 3 (66.7%)</w:t>
+            </w:r>
+          </w:p>
+        </w:tc>
+        <w:tc>
+          <w:tcPr/>
+          <w:p>
+            <w:pPr>
+              <w:pStyle w:val="Compact"/>
+              <w:jc w:val="center"/>
+            </w:pPr>
+            <w:r>
+              <w:rPr>
+                <w:b/>
+                <w:bCs/>
+              </w:rPr>
+              <w:t xml:space="preserve">2 / 6 (33.3%)</w:t>
+            </w:r>
+          </w:p>
+        </w:tc>
+        <w:tc>
+          <w:tcPr/>
+          <w:p>
+            <w:pPr>
+              <w:pStyle w:val="Compact"/>
+              <w:jc w:val="center"/>
+            </w:pPr>
+            <w:r>
+              <w:t xml:space="preserve">5 / 6</w:t>
+            </w:r>
+          </w:p>
+        </w:tc>
+      </w:tr>
+      <w:tr>
+        <w:tc>
+          <w:tcPr/>
+          <w:p>
+            <w:pPr>
+              <w:pStyle w:val="Compact"/>
+              <w:jc w:val="center"/>
+            </w:pPr>
+            <w:r>
+              <w:rPr>
+                <w:b/>
+                <w:bCs/>
+              </w:rPr>
+              <w:t xml:space="preserve">Cell 7</w:t>
+            </w:r>
+          </w:p>
+        </w:tc>
+        <w:tc>
+          <w:tcPr/>
+          <w:p>
+            <w:pPr>
+              <w:pStyle w:val="Compact"/>
+              <w:jc w:val="center"/>
+            </w:pPr>
+            <w:r>
+              <w:t xml:space="preserve">❌ No</w:t>
+            </w:r>
+          </w:p>
+        </w:tc>
+        <w:tc>
+          <w:tcPr/>
+          <w:p>
+            <w:pPr>
+              <w:pStyle w:val="Compact"/>
+              <w:jc w:val="center"/>
+            </w:pPr>
+            <w:r>
+              <w:t xml:space="preserve">✅</w:t>
+            </w:r>
+            <w:r>
+              <w:t xml:space="preserve"> </w:t>
+            </w:r>
+            <w:r>
+              <w:rPr>
+                <w:b/>
+                <w:bCs/>
+              </w:rPr>
+              <w:t xml:space="preserve">Yes</w:t>
+            </w:r>
+          </w:p>
+        </w:tc>
+        <w:tc>
+          <w:tcPr/>
+          <w:p>
+            <w:pPr>
+              <w:pStyle w:val="Compact"/>
+              <w:jc w:val="center"/>
+            </w:pPr>
+            <w:r>
+              <w:t xml:space="preserve">✅</w:t>
+            </w:r>
+            <w:r>
+              <w:t xml:space="preserve"> </w:t>
+            </w:r>
+            <w:r>
+              <w:rPr>
+                <w:b/>
+                <w:bCs/>
+              </w:rPr>
+              <w:t xml:space="preserve">Yes</w:t>
+            </w:r>
+          </w:p>
+        </w:tc>
+        <w:tc>
+          <w:tcPr/>
+          <w:p>
+            <w:pPr>
+              <w:pStyle w:val="Compact"/>
+              <w:jc w:val="left"/>
+            </w:pPr>
+            <w:r>
+              <w:rPr>
+                <w:b/>
+                <w:bCs/>
+              </w:rPr>
+              <w:t xml:space="preserve">Brake + Branching (B + C)</w:t>
+            </w:r>
+          </w:p>
+        </w:tc>
+        <w:tc>
+          <w:tcPr/>
+          <w:p>
+            <w:pPr>
+              <w:pStyle w:val="Compact"/>
+              <w:jc w:val="center"/>
+            </w:pPr>
+            <w:r>
+              <w:rPr>
+                <w:b/>
+                <w:bCs/>
+              </w:rPr>
+              <w:t xml:space="preserve">0 / 3 (0.0%)</w:t>
+            </w:r>
+          </w:p>
+        </w:tc>
+        <w:tc>
+          <w:tcPr/>
+          <w:p>
+            <w:pPr>
+              <w:pStyle w:val="Compact"/>
+              <w:jc w:val="center"/>
+            </w:pPr>
+            <w:r>
+              <w:rPr>
+                <w:b/>
+                <w:bCs/>
+              </w:rPr>
+              <w:t xml:space="preserve">0 / 3 (0.0%)</w:t>
+            </w:r>
+          </w:p>
+        </w:tc>
+        <w:tc>
+          <w:tcPr/>
+          <w:p>
+            <w:pPr>
+              <w:pStyle w:val="Compact"/>
+              <w:jc w:val="center"/>
+            </w:pPr>
+            <w:r>
+              <w:rPr>
+                <w:b/>
+                <w:bCs/>
+              </w:rPr>
+              <w:t xml:space="preserve">0 / 6 (0.0%)</w:t>
+            </w:r>
+          </w:p>
+        </w:tc>
+        <w:tc>
+          <w:tcPr/>
+          <w:p>
+            <w:pPr>
+              <w:pStyle w:val="Compact"/>
+              <w:jc w:val="center"/>
+            </w:pPr>
+            <w:r>
+              <w:rPr>
+                <w:b/>
+                <w:bCs/>
+              </w:rPr>
+              <w:t xml:space="preserve">6 / 6</w:t>
+            </w:r>
+          </w:p>
+        </w:tc>
+      </w:tr>
+      <w:tr>
+        <w:tc>
+          <w:tcPr/>
+          <w:p>
+            <w:pPr>
+              <w:pStyle w:val="Compact"/>
+              <w:jc w:val="center"/>
+            </w:pPr>
+            <w:r>
+              <w:rPr>
+                <w:b/>
+                <w:bCs/>
+              </w:rPr>
+              <w:t xml:space="preserve">Cell 8</w:t>
+            </w:r>
+          </w:p>
+        </w:tc>
+        <w:tc>
+          <w:tcPr/>
+          <w:p>
+            <w:pPr>
+              <w:pStyle w:val="Compact"/>
+              <w:jc w:val="center"/>
+            </w:pPr>
+            <w:r>
+              <w:t xml:space="preserve">✅</w:t>
+            </w:r>
+            <w:r>
+              <w:t xml:space="preserve"> </w:t>
+            </w:r>
+            <w:r>
+              <w:rPr>
+                <w:b/>
+                <w:bCs/>
+              </w:rPr>
+              <w:t xml:space="preserve">Yes</w:t>
+            </w:r>
+          </w:p>
+        </w:tc>
+        <w:tc>
+          <w:tcPr/>
+          <w:p>
+            <w:pPr>
+              <w:pStyle w:val="Compact"/>
+              <w:jc w:val="center"/>
+            </w:pPr>
+            <w:r>
+              <w:t xml:space="preserve">✅</w:t>
+            </w:r>
+            <w:r>
+              <w:t xml:space="preserve"> </w:t>
+            </w:r>
+            <w:r>
+              <w:rPr>
+                <w:b/>
+                <w:bCs/>
+              </w:rPr>
+              <w:t xml:space="preserve">Yes</w:t>
+            </w:r>
+          </w:p>
+        </w:tc>
+        <w:tc>
+          <w:tcPr/>
+          <w:p>
+            <w:pPr>
+              <w:pStyle w:val="Compact"/>
+              <w:jc w:val="center"/>
+            </w:pPr>
+            <w:r>
+              <w:t xml:space="preserve">✅</w:t>
+            </w:r>
+            <w:r>
+              <w:t xml:space="preserve"> </w:t>
+            </w:r>
+            <w:r>
+              <w:rPr>
+                <w:b/>
+                <w:bCs/>
+              </w:rPr>
+              <w:t xml:space="preserve">Yes</w:t>
+            </w:r>
+          </w:p>
+        </w:tc>
+        <w:tc>
+          <w:tcPr/>
+          <w:p>
+            <w:pPr>
+              <w:pStyle w:val="Compact"/>
+              <w:jc w:val="left"/>
+            </w:pPr>
+            <w:r>
+              <w:rPr>
+                <w:b/>
+                <w:bCs/>
+              </w:rPr>
+              <w:t xml:space="preserve">Full Compound Directive (A + B + C)</w:t>
+            </w:r>
+          </w:p>
+        </w:tc>
+        <w:tc>
+          <w:tcPr/>
+          <w:p>
+            <w:pPr>
+              <w:pStyle w:val="Compact"/>
+              <w:jc w:val="center"/>
+            </w:pPr>
+            <w:r>
+              <w:t xml:space="preserve">1 / 3 (33.3%)</w:t>
+            </w:r>
+          </w:p>
+        </w:tc>
+        <w:tc>
+          <w:tcPr/>
+          <w:p>
+            <w:pPr>
+              <w:pStyle w:val="Compact"/>
+              <w:jc w:val="center"/>
+            </w:pPr>
+            <w:r>
+              <w:t xml:space="preserve">1 / 3 (33.3%)</w:t>
+            </w:r>
+          </w:p>
+        </w:tc>
+        <w:tc>
+          <w:tcPr/>
+          <w:p>
+            <w:pPr>
+              <w:pStyle w:val="Compact"/>
+              <w:jc w:val="center"/>
+            </w:pPr>
+            <w:r>
+              <w:rPr>
+                <w:b/>
+                <w:bCs/>
+              </w:rPr>
+              <w:t xml:space="preserve">2 / 6 (33.3%)</w:t>
+            </w:r>
+          </w:p>
+        </w:tc>
+        <w:tc>
+          <w:tcPr/>
+          <w:p>
+            <w:pPr>
+              <w:pStyle w:val="Compact"/>
+              <w:jc w:val="center"/>
+            </w:pPr>
+            <w:r>
+              <w:rPr>
+                <w:b/>
+                <w:bCs/>
+              </w:rPr>
+              <w:t xml:space="preserve">6 / 6</w:t>
+            </w:r>
+          </w:p>
+        </w:tc>
+      </w:tr>
+    </w:tbl>
     <w:bookmarkEnd w:id="20"/>
+    <w:bookmarkEnd w:id="21"/>
+    <w:bookmarkEnd w:id="22"/>
     <w:sectPr>
       <w:footnotePr>
         <w:numRestart w:val="eachSect"/>

--- a/docs/SUPPLEMENTARY_APPENDIX_STATISTICAL_SYNTHESIS.docx
+++ b/docs/SUPPLEMENTARY_APPENDIX_STATISTICAL_SYNTHESIS.docx
@@ -1103,6 +1103,194 @@
                 <w:b/>
                 <w:bCs/>
               </w:rPr>
+              <w:t xml:space="preserve">Cohort 5:</w:t>
+            </w:r>
+            <w:r>
+              <w:rPr>
+                <w:b/>
+                <w:bCs/>
+              </w:rPr>
+              <w:t xml:space="preserve"> </w:t>
+            </w:r>
+            <m:oMath>
+              <m:sSup>
+                <m:e>
+                  <m:r>
+                    <m:t>2</m:t>
+                  </m:r>
+                </m:e>
+                <m:sup>
+                  <m:r>
+                    <m:t>3</m:t>
+                  </m:r>
+                </m:sup>
+              </m:sSup>
+            </m:oMath>
+            <w:r>
+              <w:rPr>
+                <w:b/>
+                <w:bCs/>
+              </w:rPr>
+              <w:t xml:space="preserve"> </w:t>
+            </w:r>
+            <w:r>
+              <w:rPr>
+                <w:b/>
+                <w:bCs/>
+              </w:rPr>
+              <w:t xml:space="preserve">Factorial Component Ablation</w:t>
+            </w:r>
+          </w:p>
+        </w:tc>
+        <w:tc>
+          <w:tcPr/>
+          <w:p>
+            <w:pPr>
+              <w:pStyle w:val="Compact"/>
+              <w:jc w:val="left"/>
+            </w:pPr>
+            <w:r>
+              <w:t xml:space="preserve">Prospective 8-cell factorial evaluating Query (A), Epistemic Brake (B), and Branching Authorization (C) at</w:t>
+            </w:r>
+            <w:r>
+              <w:t xml:space="preserve"> </w:t>
+            </w:r>
+            <m:oMath>
+              <m:r>
+                <m:t>N</m:t>
+              </m:r>
+              <m:r>
+                <m:rPr>
+                  <m:sty m:val="p"/>
+                </m:rPr>
+                <m:t>=</m:t>
+              </m:r>
+              <m:r>
+                <m:t>3</m:t>
+              </m:r>
+            </m:oMath>
+            <w:r>
+              <w:t xml:space="preserve"> </w:t>
+            </w:r>
+            <w:r>
+              <w:t xml:space="preserve">replicates per cell</w:t>
+            </w:r>
+          </w:p>
+        </w:tc>
+        <w:tc>
+          <w:tcPr/>
+          <w:p>
+            <w:pPr>
+              <w:pStyle w:val="Compact"/>
+              <w:jc w:val="left"/>
+            </w:pPr>
+            <w:r>
+              <w:rPr>
+                <w:rStyle w:val="VerbatimChar"/>
+              </w:rPr>
+              <w:t xml:space="preserve">head_24mo</w:t>
+            </w:r>
+            <w:r>
+              <w:t xml:space="preserve"> </w:t>
+            </w:r>
+            <w:r>
+              <w:t xml:space="preserve">(unwitnessed trauma)</w:t>
+            </w:r>
+          </w:p>
+        </w:tc>
+        <w:tc>
+          <w:tcPr/>
+          <w:p>
+            <w:pPr>
+              <w:pStyle w:val="Compact"/>
+              <w:jc w:val="left"/>
+            </w:pPr>
+            <w:r>
+              <w:t xml:space="preserve">3 models (</w:t>
+            </w:r>
+            <w:r>
+              <w:rPr>
+                <w:rStyle w:val="VerbatimChar"/>
+              </w:rPr>
+              <w:t xml:space="preserve">opus-5</w:t>
+            </w:r>
+            <w:r>
+              <w:t xml:space="preserve">,</w:t>
+            </w:r>
+            <w:r>
+              <w:t xml:space="preserve"> </w:t>
+            </w:r>
+            <w:r>
+              <w:rPr>
+                <w:rStyle w:val="VerbatimChar"/>
+              </w:rPr>
+              <w:t xml:space="preserve">sonnet-5</w:t>
+            </w:r>
+            <w:r>
+              <w:t xml:space="preserve">,</w:t>
+            </w:r>
+            <w:r>
+              <w:t xml:space="preserve"> </w:t>
+            </w:r>
+            <w:r>
+              <w:rPr>
+                <w:rStyle w:val="VerbatimChar"/>
+              </w:rPr>
+              <w:t xml:space="preserve">haiku-4-5</w:t>
+            </w:r>
+            <w:r>
+              <w:t xml:space="preserve">)</w:t>
+            </w:r>
+          </w:p>
+        </w:tc>
+        <w:tc>
+          <w:tcPr/>
+          <w:p>
+            <w:pPr>
+              <w:pStyle w:val="Compact"/>
+              <w:jc w:val="left"/>
+            </w:pPr>
+            <w:r>
+              <w:rPr>
+                <w:b/>
+                <w:bCs/>
+              </w:rPr>
+              <w:t xml:space="preserve">72 unique traces</w:t>
+            </w:r>
+            <w:r>
+              <w:t xml:space="preserve"> </w:t>
+            </w:r>
+            <w:r>
+              <w:t xml:space="preserve">(72 turns)</w:t>
+            </w:r>
+          </w:p>
+        </w:tc>
+        <w:tc>
+          <w:tcPr/>
+          <w:p>
+            <w:pPr>
+              <w:pStyle w:val="Compact"/>
+              <w:jc w:val="left"/>
+            </w:pPr>
+            <w:r>
+              <w:t xml:space="preserve">Causal isolation of prompt clauses; extinction of unknown-to-negative conversion under Brake + Branching (B + C: 0/9, 0.0%)</w:t>
+            </w:r>
+          </w:p>
+        </w:tc>
+      </w:tr>
+      <w:tr>
+        <w:tc>
+          <w:tcPr/>
+          <w:p>
+            <w:pPr>
+              <w:pStyle w:val="Compact"/>
+              <w:jc w:val="left"/>
+            </w:pPr>
+            <w:r>
+              <w:rPr>
+                <w:b/>
+                <w:bCs/>
+              </w:rPr>
               <w:t xml:space="preserve">Total Study Cohort</w:t>
             </w:r>
           </w:p>
@@ -1119,7 +1307,7 @@
                 <w:b/>
                 <w:bCs/>
               </w:rPr>
-              <w:t xml:space="preserve">All 4 Cohorts Combined</w:t>
+              <w:t xml:space="preserve">All 5 Cohorts Combined</w:t>
             </w:r>
           </w:p>
         </w:tc>
@@ -1167,13 +1355,13 @@
                 <w:b/>
                 <w:bCs/>
               </w:rPr>
-              <w:t xml:space="preserve">1,012 unique traces</w:t>
+              <w:t xml:space="preserve">1,084 unique traces</w:t>
             </w:r>
             <w:r>
               <w:t xml:space="preserve"> </w:t>
             </w:r>
             <w:r>
-              <w:t xml:space="preserve">(1,828 turns)</w:t>
+              <w:t xml:space="preserve">(1,900 turns)</w:t>
             </w:r>
           </w:p>
         </w:tc>
@@ -4030,7 +4218,7 @@
     </w:p>
     <w:bookmarkEnd w:id="16"/>
     <w:bookmarkEnd w:id="17"/>
-    <w:bookmarkStart w:id="19" w:name="X23fe6be14d5e6ab04ffb7be5a70276177c35439"/>
+    <w:bookmarkStart w:id="21" w:name="X23fe6be14d5e6ab04ffb7be5a70276177c35439"/>
     <w:p>
       <w:pPr>
         <w:pStyle w:val="Heading2"/>
@@ -4454,11 +4642,10 @@
       </w:r>
     </w:p>
     <w:bookmarkEnd w:id="18"/>
-    <w:bookmarkEnd w:id="19"/>
-    <w:bookmarkStart w:id="21" w:name="Xb2cb6c7b22e780dd7a23f45f1b97c3837aca60c"/>
+    <w:bookmarkStart w:id="19" w:name="Xb2cb6c7b22e780dd7a23f45f1b97c3837aca60c"/>
     <w:p>
       <w:pPr>
-        <w:pStyle w:val="Heading2"/>
+        <w:pStyle w:val="Heading3"/>
       </w:pPr>
       <w:r>
         <w:t xml:space="preserve">Section S6:</w:t>
@@ -4546,7 +4733,7 @@
         <w:t xml:space="preserve"> </w:t>
       </w:r>
       <w:r>
-        <w:t xml:space="preserve">(</w:t>
+        <w:t xml:space="preserve">across Claude 3.5 Sonnet, Claude Opus 5, and Claude Haiku 4.5 (</w:t>
       </w:r>
       <m:oMath>
         <m:r>
@@ -4559,7 +4746,7 @@
           <m:t>=</m:t>
         </m:r>
         <m:r>
-          <m:t>48</m:t>
+          <m:t>72</m:t>
         </m:r>
       </m:oMath>
       <w:r>
@@ -4569,7 +4756,8 @@
         <w:t xml:space="preserve">total traces).</w:t>
       </w:r>
     </w:p>
-    <w:bookmarkStart w:id="20" w:name="X87aaa86f037ad203e63183f5d97941d7160c2ab"/>
+    <w:bookmarkEnd w:id="19"/>
+    <w:bookmarkStart w:id="20" w:name="X29d61fcfe061c91b69cccf4c86d7194d575abe0"/>
     <w:p>
       <w:pPr>
         <w:pStyle w:val="Heading3"/>
@@ -4598,7 +4786,7 @@
         <w:t xml:space="preserve"> </w:t>
       </w:r>
       <w:r>
-        <w:t xml:space="preserve">Factorial Ablation Matrix</w:t>
+        <w:t xml:space="preserve">Factorial Ablation Matrix Across Flagship and Distilled Models</w:t>
       </w:r>
     </w:p>
     <w:tbl>
@@ -4609,15 +4797,16 @@
         <w:tblLook w:firstRow="1" w:lastRow="0" w:firstColumn="0" w:lastColumn="0" w:noHBand="0" w:noVBand="0" w:val="0020"/>
       </w:tblPr>
       <w:tblGrid>
-        <w:gridCol w:w="900"/>
-        <w:gridCol w:w="900"/>
-        <w:gridCol w:w="900"/>
-        <w:gridCol w:w="900"/>
-        <w:gridCol w:w="720"/>
-        <w:gridCol w:w="900"/>
-        <w:gridCol w:w="900"/>
-        <w:gridCol w:w="900"/>
-        <w:gridCol w:w="900"/>
+        <w:gridCol w:w="808"/>
+        <w:gridCol w:w="808"/>
+        <w:gridCol w:w="808"/>
+        <w:gridCol w:w="808"/>
+        <w:gridCol w:w="646"/>
+        <w:gridCol w:w="808"/>
+        <w:gridCol w:w="808"/>
+        <w:gridCol w:w="808"/>
+        <w:gridCol w:w="808"/>
+        <w:gridCol w:w="808"/>
       </w:tblGrid>
       <w:tr>
         <w:trPr>
@@ -4691,31 +4880,111 @@
               <w:jc w:val="center"/>
             </w:pPr>
             <w:r>
-              <w:t xml:space="preserve">Sonnet-5 Confab</w:t>
-            </w:r>
-          </w:p>
-        </w:tc>
-        <w:tc>
-          <w:tcPr/>
-          <w:p>
-            <w:pPr>
-              <w:pStyle w:val="Compact"/>
-              <w:jc w:val="center"/>
-            </w:pPr>
-            <w:r>
-              <w:t xml:space="preserve">Opus-5 Confab</w:t>
-            </w:r>
-          </w:p>
-        </w:tc>
-        <w:tc>
-          <w:tcPr/>
-          <w:p>
-            <w:pPr>
-              <w:pStyle w:val="Compact"/>
-              <w:jc w:val="center"/>
-            </w:pPr>
-            <w:r>
-              <w:t xml:space="preserve">Pooled Confab Rate</w:t>
+              <w:t xml:space="preserve">Sonnet-5 (</w:t>
+            </w:r>
+            <m:oMath>
+              <m:r>
+                <m:t>N</m:t>
+              </m:r>
+              <m:r>
+                <m:rPr>
+                  <m:sty m:val="p"/>
+                </m:rPr>
+                <m:t>=</m:t>
+              </m:r>
+              <m:r>
+                <m:t>3</m:t>
+              </m:r>
+            </m:oMath>
+            <w:r>
+              <w:t xml:space="preserve">)</w:t>
+            </w:r>
+          </w:p>
+        </w:tc>
+        <w:tc>
+          <w:tcPr/>
+          <w:p>
+            <w:pPr>
+              <w:pStyle w:val="Compact"/>
+              <w:jc w:val="center"/>
+            </w:pPr>
+            <w:r>
+              <w:t xml:space="preserve">Opus-5 (</w:t>
+            </w:r>
+            <m:oMath>
+              <m:r>
+                <m:t>N</m:t>
+              </m:r>
+              <m:r>
+                <m:rPr>
+                  <m:sty m:val="p"/>
+                </m:rPr>
+                <m:t>=</m:t>
+              </m:r>
+              <m:r>
+                <m:t>3</m:t>
+              </m:r>
+            </m:oMath>
+            <w:r>
+              <w:t xml:space="preserve">)</w:t>
+            </w:r>
+          </w:p>
+        </w:tc>
+        <w:tc>
+          <w:tcPr/>
+          <w:p>
+            <w:pPr>
+              <w:pStyle w:val="Compact"/>
+              <w:jc w:val="center"/>
+            </w:pPr>
+            <w:r>
+              <w:t xml:space="preserve">Haiku-4.5 (</w:t>
+            </w:r>
+            <m:oMath>
+              <m:r>
+                <m:t>N</m:t>
+              </m:r>
+              <m:r>
+                <m:rPr>
+                  <m:sty m:val="p"/>
+                </m:rPr>
+                <m:t>=</m:t>
+              </m:r>
+              <m:r>
+                <m:t>3</m:t>
+              </m:r>
+            </m:oMath>
+            <w:r>
+              <w:t xml:space="preserve">)</w:t>
+            </w:r>
+          </w:p>
+        </w:tc>
+        <w:tc>
+          <w:tcPr/>
+          <w:p>
+            <w:pPr>
+              <w:pStyle w:val="Compact"/>
+              <w:jc w:val="center"/>
+            </w:pPr>
+            <w:r>
+              <w:t xml:space="preserve">Pooled Confab Rate (</w:t>
+            </w:r>
+            <m:oMath>
+              <m:r>
+                <m:t>N</m:t>
+              </m:r>
+              <m:r>
+                <m:rPr>
+                  <m:sty m:val="p"/>
+                </m:rPr>
+                <m:t>=</m:t>
+              </m:r>
+              <m:r>
+                <m:t>9</m:t>
+              </m:r>
+            </m:oMath>
+            <w:r>
+              <w:t xml:space="preserve">)</w:t>
             </w:r>
           </w:p>
         </w:tc>
@@ -4839,23 +5108,35 @@
               <w:jc w:val="center"/>
             </w:pPr>
             <w:r>
-              <w:rPr>
-                <w:b/>
-                <w:bCs/>
-              </w:rPr>
-              <w:t xml:space="preserve">4 / 6 (66.7%)</w:t>
-            </w:r>
-          </w:p>
-        </w:tc>
-        <w:tc>
-          <w:tcPr/>
-          <w:p>
-            <w:pPr>
-              <w:pStyle w:val="Compact"/>
-              <w:jc w:val="center"/>
-            </w:pPr>
-            <w:r>
-              <w:t xml:space="preserve">2 / 6</w:t>
+              <w:t xml:space="preserve">0 / 3 (0.0%)</w:t>
+            </w:r>
+          </w:p>
+        </w:tc>
+        <w:tc>
+          <w:tcPr/>
+          <w:p>
+            <w:pPr>
+              <w:pStyle w:val="Compact"/>
+              <w:jc w:val="center"/>
+            </w:pPr>
+            <w:r>
+              <w:rPr>
+                <w:b/>
+                <w:bCs/>
+              </w:rPr>
+              <w:t xml:space="preserve">4 / 9 (44.4%)</w:t>
+            </w:r>
+          </w:p>
+        </w:tc>
+        <w:tc>
+          <w:tcPr/>
+          <w:p>
+            <w:pPr>
+              <w:pStyle w:val="Compact"/>
+              <w:jc w:val="center"/>
+            </w:pPr>
+            <w:r>
+              <w:t xml:space="preserve">5 / 9</w:t>
             </w:r>
           </w:p>
         </w:tc>
@@ -4967,23 +5248,35 @@
               <w:jc w:val="center"/>
             </w:pPr>
             <w:r>
-              <w:rPr>
-                <w:b/>
-                <w:bCs/>
-              </w:rPr>
-              <w:t xml:space="preserve">3 / 6 (50.0%)</w:t>
-            </w:r>
-          </w:p>
-        </w:tc>
-        <w:tc>
-          <w:tcPr/>
-          <w:p>
-            <w:pPr>
-              <w:pStyle w:val="Compact"/>
-              <w:jc w:val="center"/>
-            </w:pPr>
-            <w:r>
-              <w:t xml:space="preserve">1 / 6</w:t>
+              <w:t xml:space="preserve">1 / 3 (33.3%)</w:t>
+            </w:r>
+          </w:p>
+        </w:tc>
+        <w:tc>
+          <w:tcPr/>
+          <w:p>
+            <w:pPr>
+              <w:pStyle w:val="Compact"/>
+              <w:jc w:val="center"/>
+            </w:pPr>
+            <w:r>
+              <w:rPr>
+                <w:b/>
+                <w:bCs/>
+              </w:rPr>
+              <w:t xml:space="preserve">4 / 9 (44.4%)</w:t>
+            </w:r>
+          </w:p>
+        </w:tc>
+        <w:tc>
+          <w:tcPr/>
+          <w:p>
+            <w:pPr>
+              <w:pStyle w:val="Compact"/>
+              <w:jc w:val="center"/>
+            </w:pPr>
+            <w:r>
+              <w:t xml:space="preserve">2 / 9</w:t>
             </w:r>
           </w:p>
         </w:tc>
@@ -5095,23 +5388,35 @@
               <w:jc w:val="center"/>
             </w:pPr>
             <w:r>
-              <w:rPr>
-                <w:b/>
-                <w:bCs/>
-              </w:rPr>
-              <w:t xml:space="preserve">3 / 6 (50.0%)</w:t>
-            </w:r>
-          </w:p>
-        </w:tc>
-        <w:tc>
-          <w:tcPr/>
-          <w:p>
-            <w:pPr>
-              <w:pStyle w:val="Compact"/>
-              <w:jc w:val="center"/>
-            </w:pPr>
-            <w:r>
-              <w:t xml:space="preserve">1 / 6</w:t>
+              <w:t xml:space="preserve">0 / 3 (0.0%)</w:t>
+            </w:r>
+          </w:p>
+        </w:tc>
+        <w:tc>
+          <w:tcPr/>
+          <w:p>
+            <w:pPr>
+              <w:pStyle w:val="Compact"/>
+              <w:jc w:val="center"/>
+            </w:pPr>
+            <w:r>
+              <w:rPr>
+                <w:b/>
+                <w:bCs/>
+              </w:rPr>
+              <w:t xml:space="preserve">3 / 9 (33.3%)</w:t>
+            </w:r>
+          </w:p>
+        </w:tc>
+        <w:tc>
+          <w:tcPr/>
+          <w:p>
+            <w:pPr>
+              <w:pStyle w:val="Compact"/>
+              <w:jc w:val="center"/>
+            </w:pPr>
+            <w:r>
+              <w:t xml:space="preserve">3 / 9</w:t>
             </w:r>
           </w:p>
         </w:tc>
@@ -5223,23 +5528,35 @@
               <w:jc w:val="center"/>
             </w:pPr>
             <w:r>
-              <w:rPr>
-                <w:b/>
-                <w:bCs/>
-              </w:rPr>
-              <w:t xml:space="preserve">4 / 6 (66.7%)</w:t>
-            </w:r>
-          </w:p>
-        </w:tc>
-        <w:tc>
-          <w:tcPr/>
-          <w:p>
-            <w:pPr>
-              <w:pStyle w:val="Compact"/>
-              <w:jc w:val="center"/>
-            </w:pPr>
-            <w:r>
-              <w:t xml:space="preserve">1 / 6</w:t>
+              <w:t xml:space="preserve">0 / 3 (0.0%)</w:t>
+            </w:r>
+          </w:p>
+        </w:tc>
+        <w:tc>
+          <w:tcPr/>
+          <w:p>
+            <w:pPr>
+              <w:pStyle w:val="Compact"/>
+              <w:jc w:val="center"/>
+            </w:pPr>
+            <w:r>
+              <w:rPr>
+                <w:b/>
+                <w:bCs/>
+              </w:rPr>
+              <w:t xml:space="preserve">4 / 9 (44.4%)</w:t>
+            </w:r>
+          </w:p>
+        </w:tc>
+        <w:tc>
+          <w:tcPr/>
+          <w:p>
+            <w:pPr>
+              <w:pStyle w:val="Compact"/>
+              <w:jc w:val="center"/>
+            </w:pPr>
+            <w:r>
+              <w:t xml:space="preserve">4 / 9</w:t>
             </w:r>
           </w:p>
         </w:tc>
@@ -5361,23 +5678,35 @@
               <w:jc w:val="center"/>
             </w:pPr>
             <w:r>
-              <w:rPr>
-                <w:b/>
-                <w:bCs/>
-              </w:rPr>
-              <w:t xml:space="preserve">2 / 6 (33.3%)</w:t>
-            </w:r>
-          </w:p>
-        </w:tc>
-        <w:tc>
-          <w:tcPr/>
-          <w:p>
-            <w:pPr>
-              <w:pStyle w:val="Compact"/>
-              <w:jc w:val="center"/>
-            </w:pPr>
-            <w:r>
-              <w:t xml:space="preserve">2 / 6</w:t>
+              <w:t xml:space="preserve">1 / 3 (33.3%)</w:t>
+            </w:r>
+          </w:p>
+        </w:tc>
+        <w:tc>
+          <w:tcPr/>
+          <w:p>
+            <w:pPr>
+              <w:pStyle w:val="Compact"/>
+              <w:jc w:val="center"/>
+            </w:pPr>
+            <w:r>
+              <w:rPr>
+                <w:b/>
+                <w:bCs/>
+              </w:rPr>
+              <w:t xml:space="preserve">3 / 9 (33.3%)</w:t>
+            </w:r>
+          </w:p>
+        </w:tc>
+        <w:tc>
+          <w:tcPr/>
+          <w:p>
+            <w:pPr>
+              <w:pStyle w:val="Compact"/>
+              <w:jc w:val="center"/>
+            </w:pPr>
+            <w:r>
+              <w:t xml:space="preserve">4 / 9</w:t>
             </w:r>
           </w:p>
         </w:tc>
@@ -5499,23 +5828,35 @@
               <w:jc w:val="center"/>
             </w:pPr>
             <w:r>
-              <w:rPr>
-                <w:b/>
-                <w:bCs/>
-              </w:rPr>
-              <w:t xml:space="preserve">2 / 6 (33.3%)</w:t>
-            </w:r>
-          </w:p>
-        </w:tc>
-        <w:tc>
-          <w:tcPr/>
-          <w:p>
-            <w:pPr>
-              <w:pStyle w:val="Compact"/>
-              <w:jc w:val="center"/>
-            </w:pPr>
-            <w:r>
-              <w:t xml:space="preserve">5 / 6</w:t>
+              <w:t xml:space="preserve">0 / 3 (0.0%)</w:t>
+            </w:r>
+          </w:p>
+        </w:tc>
+        <w:tc>
+          <w:tcPr/>
+          <w:p>
+            <w:pPr>
+              <w:pStyle w:val="Compact"/>
+              <w:jc w:val="center"/>
+            </w:pPr>
+            <w:r>
+              <w:rPr>
+                <w:b/>
+                <w:bCs/>
+              </w:rPr>
+              <w:t xml:space="preserve">2 / 9 (22.2%)</w:t>
+            </w:r>
+          </w:p>
+        </w:tc>
+        <w:tc>
+          <w:tcPr/>
+          <w:p>
+            <w:pPr>
+              <w:pStyle w:val="Compact"/>
+              <w:jc w:val="center"/>
+            </w:pPr>
+            <w:r>
+              <w:t xml:space="preserve">7 / 9</w:t>
             </w:r>
           </w:p>
         </w:tc>
@@ -5653,23 +5994,39 @@
                 <w:b/>
                 <w:bCs/>
               </w:rPr>
-              <w:t xml:space="preserve">0 / 6 (0.0%)</w:t>
-            </w:r>
-          </w:p>
-        </w:tc>
-        <w:tc>
-          <w:tcPr/>
-          <w:p>
-            <w:pPr>
-              <w:pStyle w:val="Compact"/>
-              <w:jc w:val="center"/>
-            </w:pPr>
-            <w:r>
-              <w:rPr>
-                <w:b/>
-                <w:bCs/>
-              </w:rPr>
-              <w:t xml:space="preserve">6 / 6</w:t>
+              <w:t xml:space="preserve">0 / 3 (0.0%)</w:t>
+            </w:r>
+          </w:p>
+        </w:tc>
+        <w:tc>
+          <w:tcPr/>
+          <w:p>
+            <w:pPr>
+              <w:pStyle w:val="Compact"/>
+              <w:jc w:val="center"/>
+            </w:pPr>
+            <w:r>
+              <w:rPr>
+                <w:b/>
+                <w:bCs/>
+              </w:rPr>
+              <w:t xml:space="preserve">0 / 9 (0.0%)</w:t>
+            </w:r>
+          </w:p>
+        </w:tc>
+        <w:tc>
+          <w:tcPr/>
+          <w:p>
+            <w:pPr>
+              <w:pStyle w:val="Compact"/>
+              <w:jc w:val="center"/>
+            </w:pPr>
+            <w:r>
+              <w:rPr>
+                <w:b/>
+                <w:bCs/>
+              </w:rPr>
+              <w:t xml:space="preserve">9 / 9</w:t>
             </w:r>
           </w:p>
         </w:tc>
@@ -5781,56 +6138,112 @@
               <w:jc w:val="center"/>
             </w:pPr>
             <w:r>
-              <w:t xml:space="preserve">1 / 3 (33.3%)</w:t>
-            </w:r>
-          </w:p>
-        </w:tc>
-        <w:tc>
-          <w:tcPr/>
-          <w:p>
-            <w:pPr>
-              <w:pStyle w:val="Compact"/>
-              <w:jc w:val="center"/>
-            </w:pPr>
-            <w:r>
-              <w:t xml:space="preserve">1 / 3 (33.3%)</w:t>
-            </w:r>
-          </w:p>
-        </w:tc>
-        <w:tc>
-          <w:tcPr/>
-          <w:p>
-            <w:pPr>
-              <w:pStyle w:val="Compact"/>
-              <w:jc w:val="center"/>
-            </w:pPr>
-            <w:r>
-              <w:rPr>
-                <w:b/>
-                <w:bCs/>
-              </w:rPr>
-              <w:t xml:space="preserve">2 / 6 (33.3%)</w:t>
-            </w:r>
-          </w:p>
-        </w:tc>
-        <w:tc>
-          <w:tcPr/>
-          <w:p>
-            <w:pPr>
-              <w:pStyle w:val="Compact"/>
-              <w:jc w:val="center"/>
-            </w:pPr>
-            <w:r>
-              <w:rPr>
-                <w:b/>
-                <w:bCs/>
-              </w:rPr>
-              <w:t xml:space="preserve">6 / 6</w:t>
+              <w:t xml:space="preserve">1 / 3 (33.3%)*</w:t>
+            </w:r>
+          </w:p>
+        </w:tc>
+        <w:tc>
+          <w:tcPr/>
+          <w:p>
+            <w:pPr>
+              <w:pStyle w:val="Compact"/>
+              <w:jc w:val="center"/>
+            </w:pPr>
+            <w:r>
+              <w:t xml:space="preserve">1 / 3 (33.3%)*</w:t>
+            </w:r>
+          </w:p>
+        </w:tc>
+        <w:tc>
+          <w:tcPr/>
+          <w:p>
+            <w:pPr>
+              <w:pStyle w:val="Compact"/>
+              <w:jc w:val="center"/>
+            </w:pPr>
+            <w:r>
+              <w:rPr>
+                <w:b/>
+                <w:bCs/>
+              </w:rPr>
+              <w:t xml:space="preserve">0 / 3 (0.0%)</w:t>
+            </w:r>
+          </w:p>
+        </w:tc>
+        <w:tc>
+          <w:tcPr/>
+          <w:p>
+            <w:pPr>
+              <w:pStyle w:val="Compact"/>
+              <w:jc w:val="center"/>
+            </w:pPr>
+            <w:r>
+              <w:rPr>
+                <w:b/>
+                <w:bCs/>
+              </w:rPr>
+              <w:t xml:space="preserve">2 / 9 (22.2%)</w:t>
+            </w:r>
+          </w:p>
+        </w:tc>
+        <w:tc>
+          <w:tcPr/>
+          <w:p>
+            <w:pPr>
+              <w:pStyle w:val="Compact"/>
+              <w:jc w:val="center"/>
+            </w:pPr>
+            <w:r>
+              <w:rPr>
+                <w:b/>
+                <w:bCs/>
+              </w:rPr>
+              <w:t xml:space="preserve">9 / 9</w:t>
             </w:r>
           </w:p>
         </w:tc>
       </w:tr>
     </w:tbl>
+    <w:p>
+      <w:pPr>
+        <w:pStyle w:val="BodyText"/>
+      </w:pPr>
+      <w:r>
+        <w:rPr>
+          <w:i/>
+          <w:iCs/>
+        </w:rPr>
+        <w:t xml:space="preserve">*Note: In Cell 8, Sonnet and Opus formulated comprehensive if/then branching in the clinical plan body, but in 1 replicate each, appended a parenthetical discharge checklist at the note footer that repeated</w:t>
+      </w:r>
+      <w:r>
+        <w:rPr>
+          <w:i/>
+          <w:iCs/>
+        </w:rPr>
+        <w:t xml:space="preserve"> </w:t>
+      </w:r>
+      <w:r>
+        <w:rPr>
+          <w:i/>
+          <w:iCs/>
+        </w:rPr>
+        <w:t xml:space="preserve">“- no LOC”</w:t>
+      </w:r>
+      <w:r>
+        <w:rPr>
+          <w:i/>
+          <w:iCs/>
+        </w:rPr>
+        <w:t xml:space="preserve"> </w:t>
+      </w:r>
+      <w:r>
+        <w:rPr>
+          <w:i/>
+          <w:iCs/>
+        </w:rPr>
+        <w:t xml:space="preserve">as an unhedged summary item. Haiku achieved 0/3 confabulation in both Cell 7 and Cell 8 without footer checklist leakage.</w:t>
+      </w:r>
+    </w:p>
     <w:bookmarkEnd w:id="20"/>
     <w:bookmarkEnd w:id="21"/>
     <w:bookmarkEnd w:id="22"/>

--- a/docs/SUPPLEMENTARY_APPENDIX_STATISTICAL_SYNTHESIS.docx
+++ b/docs/SUPPLEMENTARY_APPENDIX_STATISTICAL_SYNTHESIS.docx
@@ -779,7 +779,7 @@
               <w:rPr>
                 <w:rStyle w:val="VerbatimChar"/>
               </w:rPr>
-              <w:t xml:space="preserve">claude-3.7-fable</w:t>
+              <w:t xml:space="preserve">claude-fable-5</w:t>
             </w:r>
             <w:r>
               <w:t xml:space="preserve">)</w:t>

--- a/docs/SUPPLEMENTARY_APPENDIX_STATISTICAL_SYNTHESIS.docx
+++ b/docs/SUPPLEMENTARY_APPENDIX_STATISTICAL_SYNTHESIS.docx
@@ -4797,16 +4797,17 @@
         <w:tblLook w:firstRow="1" w:lastRow="0" w:firstColumn="0" w:lastColumn="0" w:noHBand="0" w:noVBand="0" w:val="0020"/>
       </w:tblPr>
       <w:tblGrid>
-        <w:gridCol w:w="808"/>
-        <w:gridCol w:w="808"/>
-        <w:gridCol w:w="808"/>
-        <w:gridCol w:w="808"/>
-        <w:gridCol w:w="646"/>
-        <w:gridCol w:w="808"/>
-        <w:gridCol w:w="808"/>
-        <w:gridCol w:w="808"/>
-        <w:gridCol w:w="808"/>
-        <w:gridCol w:w="808"/>
+        <w:gridCol w:w="733"/>
+        <w:gridCol w:w="733"/>
+        <w:gridCol w:w="733"/>
+        <w:gridCol w:w="733"/>
+        <w:gridCol w:w="586"/>
+        <w:gridCol w:w="733"/>
+        <w:gridCol w:w="733"/>
+        <w:gridCol w:w="733"/>
+        <w:gridCol w:w="733"/>
+        <w:gridCol w:w="733"/>
+        <w:gridCol w:w="733"/>
       </w:tblGrid>
       <w:tr>
         <w:trPr>
@@ -4880,6 +4881,35 @@
               <w:jc w:val="center"/>
             </w:pPr>
             <w:r>
+              <w:t xml:space="preserve">Haiku-4.5 (</w:t>
+            </w:r>
+            <m:oMath>
+              <m:r>
+                <m:t>N</m:t>
+              </m:r>
+              <m:r>
+                <m:rPr>
+                  <m:sty m:val="p"/>
+                </m:rPr>
+                <m:t>=</m:t>
+              </m:r>
+              <m:r>
+                <m:t>3</m:t>
+              </m:r>
+            </m:oMath>
+            <w:r>
+              <w:t xml:space="preserve">)</w:t>
+            </w:r>
+          </w:p>
+        </w:tc>
+        <w:tc>
+          <w:tcPr/>
+          <w:p>
+            <w:pPr>
+              <w:pStyle w:val="Compact"/>
+              <w:jc w:val="center"/>
+            </w:pPr>
+            <w:r>
               <w:t xml:space="preserve">Sonnet-5 (</w:t>
             </w:r>
             <m:oMath>
@@ -4938,7 +4968,7 @@
               <w:jc w:val="center"/>
             </w:pPr>
             <w:r>
-              <w:t xml:space="preserve">Haiku-4.5 (</w:t>
+              <w:t xml:space="preserve">Pooled Confab Rate (</w:t>
             </w:r>
             <m:oMath>
               <m:r>
@@ -4951,7 +4981,7 @@
                 <m:t>=</m:t>
               </m:r>
               <m:r>
-                <m:t>3</m:t>
+                <m:t>9</m:t>
               </m:r>
             </m:oMath>
             <w:r>
@@ -4967,37 +4997,16 @@
               <w:jc w:val="center"/>
             </w:pPr>
             <w:r>
-              <w:t xml:space="preserve">Pooled Confab Rate (</w:t>
-            </w:r>
-            <m:oMath>
-              <m:r>
-                <m:t>N</m:t>
-              </m:r>
-              <m:r>
-                <m:rPr>
-                  <m:sty m:val="p"/>
-                </m:rPr>
-                <m:t>=</m:t>
-              </m:r>
-              <m:r>
-                <m:t>9</m:t>
-              </m:r>
-            </m:oMath>
-            <w:r>
-              <w:t xml:space="preserve">)</w:t>
-            </w:r>
-          </w:p>
-        </w:tc>
-        <w:tc>
-          <w:tcPr/>
-          <w:p>
-            <w:pPr>
-              <w:pStyle w:val="Compact"/>
-              <w:jc w:val="center"/>
-            </w:pPr>
-            <w:r>
               <w:t xml:space="preserve">Branching Present</w:t>
             </w:r>
+          </w:p>
+        </w:tc>
+        <w:tc>
+          <w:tcPr/>
+          <w:p>
+            <w:pPr>
+              <w:pStyle w:val="Compact"/>
+            </w:pPr>
           </w:p>
         </w:tc>
       </w:tr>
@@ -5084,6 +5093,18 @@
               <w:jc w:val="center"/>
             </w:pPr>
             <w:r>
+              <w:t xml:space="preserve">0 / 3 (0.0%)</w:t>
+            </w:r>
+          </w:p>
+        </w:tc>
+        <w:tc>
+          <w:tcPr/>
+          <w:p>
+            <w:pPr>
+              <w:pStyle w:val="Compact"/>
+              <w:jc w:val="center"/>
+            </w:pPr>
+            <w:r>
               <w:t xml:space="preserve">2 / 3 (66.7%)</w:t>
             </w:r>
           </w:p>
@@ -5108,18 +5129,6 @@
               <w:jc w:val="center"/>
             </w:pPr>
             <w:r>
-              <w:t xml:space="preserve">0 / 3 (0.0%)</w:t>
-            </w:r>
-          </w:p>
-        </w:tc>
-        <w:tc>
-          <w:tcPr/>
-          <w:p>
-            <w:pPr>
-              <w:pStyle w:val="Compact"/>
-              <w:jc w:val="center"/>
-            </w:pPr>
-            <w:r>
               <w:rPr>
                 <w:b/>
                 <w:bCs/>
@@ -5138,6 +5147,14 @@
             <w:r>
               <w:t xml:space="preserve">5 / 9</w:t>
             </w:r>
+          </w:p>
+        </w:tc>
+        <w:tc>
+          <w:tcPr/>
+          <w:p>
+            <w:pPr>
+              <w:pStyle w:val="Compact"/>
+            </w:pPr>
           </w:p>
         </w:tc>
       </w:tr>
@@ -5224,6 +5241,18 @@
               <w:jc w:val="center"/>
             </w:pPr>
             <w:r>
+              <w:t xml:space="preserve">1 / 3 (33.3%)</w:t>
+            </w:r>
+          </w:p>
+        </w:tc>
+        <w:tc>
+          <w:tcPr/>
+          <w:p>
+            <w:pPr>
+              <w:pStyle w:val="Compact"/>
+              <w:jc w:val="center"/>
+            </w:pPr>
+            <w:r>
               <w:t xml:space="preserve">2 / 3 (66.7%)</w:t>
             </w:r>
           </w:p>
@@ -5248,18 +5277,6 @@
               <w:jc w:val="center"/>
             </w:pPr>
             <w:r>
-              <w:t xml:space="preserve">1 / 3 (33.3%)</w:t>
-            </w:r>
-          </w:p>
-        </w:tc>
-        <w:tc>
-          <w:tcPr/>
-          <w:p>
-            <w:pPr>
-              <w:pStyle w:val="Compact"/>
-              <w:jc w:val="center"/>
-            </w:pPr>
-            <w:r>
               <w:rPr>
                 <w:b/>
                 <w:bCs/>
@@ -5278,6 +5295,14 @@
             <w:r>
               <w:t xml:space="preserve">2 / 9</w:t>
             </w:r>
+          </w:p>
+        </w:tc>
+        <w:tc>
+          <w:tcPr/>
+          <w:p>
+            <w:pPr>
+              <w:pStyle w:val="Compact"/>
+            </w:pPr>
           </w:p>
         </w:tc>
       </w:tr>
@@ -5364,6 +5389,18 @@
               <w:jc w:val="center"/>
             </w:pPr>
             <w:r>
+              <w:t xml:space="preserve">0 / 3 (0.0%)</w:t>
+            </w:r>
+          </w:p>
+        </w:tc>
+        <w:tc>
+          <w:tcPr/>
+          <w:p>
+            <w:pPr>
+              <w:pStyle w:val="Compact"/>
+              <w:jc w:val="center"/>
+            </w:pPr>
+            <w:r>
               <w:t xml:space="preserve">2 / 3 (66.7%)</w:t>
             </w:r>
           </w:p>
@@ -5388,18 +5425,6 @@
               <w:jc w:val="center"/>
             </w:pPr>
             <w:r>
-              <w:t xml:space="preserve">0 / 3 (0.0%)</w:t>
-            </w:r>
-          </w:p>
-        </w:tc>
-        <w:tc>
-          <w:tcPr/>
-          <w:p>
-            <w:pPr>
-              <w:pStyle w:val="Compact"/>
-              <w:jc w:val="center"/>
-            </w:pPr>
-            <w:r>
               <w:rPr>
                 <w:b/>
                 <w:bCs/>
@@ -5418,6 +5443,14 @@
             <w:r>
               <w:t xml:space="preserve">3 / 9</w:t>
             </w:r>
+          </w:p>
+        </w:tc>
+        <w:tc>
+          <w:tcPr/>
+          <w:p>
+            <w:pPr>
+              <w:pStyle w:val="Compact"/>
+            </w:pPr>
           </w:p>
         </w:tc>
       </w:tr>
@@ -5504,6 +5537,18 @@
               <w:jc w:val="center"/>
             </w:pPr>
             <w:r>
+              <w:t xml:space="preserve">0 / 3 (0.0%)</w:t>
+            </w:r>
+          </w:p>
+        </w:tc>
+        <w:tc>
+          <w:tcPr/>
+          <w:p>
+            <w:pPr>
+              <w:pStyle w:val="Compact"/>
+              <w:jc w:val="center"/>
+            </w:pPr>
+            <w:r>
               <w:t xml:space="preserve">3 / 3 (100.0%)</w:t>
             </w:r>
           </w:p>
@@ -5528,18 +5573,6 @@
               <w:jc w:val="center"/>
             </w:pPr>
             <w:r>
-              <w:t xml:space="preserve">0 / 3 (0.0%)</w:t>
-            </w:r>
-          </w:p>
-        </w:tc>
-        <w:tc>
-          <w:tcPr/>
-          <w:p>
-            <w:pPr>
-              <w:pStyle w:val="Compact"/>
-              <w:jc w:val="center"/>
-            </w:pPr>
-            <w:r>
               <w:rPr>
                 <w:b/>
                 <w:bCs/>
@@ -5558,6 +5591,14 @@
             <w:r>
               <w:t xml:space="preserve">4 / 9</w:t>
             </w:r>
+          </w:p>
+        </w:tc>
+        <w:tc>
+          <w:tcPr/>
+          <w:p>
+            <w:pPr>
+              <w:pStyle w:val="Compact"/>
+            </w:pPr>
           </w:p>
         </w:tc>
       </w:tr>
@@ -5654,6 +5695,18 @@
               <w:jc w:val="center"/>
             </w:pPr>
             <w:r>
+              <w:t xml:space="preserve">1 / 3 (33.3%)</w:t>
+            </w:r>
+          </w:p>
+        </w:tc>
+        <w:tc>
+          <w:tcPr/>
+          <w:p>
+            <w:pPr>
+              <w:pStyle w:val="Compact"/>
+              <w:jc w:val="center"/>
+            </w:pPr>
+            <w:r>
               <w:t xml:space="preserve">2 / 3 (66.7%)</w:t>
             </w:r>
           </w:p>
@@ -5678,18 +5731,6 @@
               <w:jc w:val="center"/>
             </w:pPr>
             <w:r>
-              <w:t xml:space="preserve">1 / 3 (33.3%)</w:t>
-            </w:r>
-          </w:p>
-        </w:tc>
-        <w:tc>
-          <w:tcPr/>
-          <w:p>
-            <w:pPr>
-              <w:pStyle w:val="Compact"/>
-              <w:jc w:val="center"/>
-            </w:pPr>
-            <w:r>
               <w:rPr>
                 <w:b/>
                 <w:bCs/>
@@ -5708,6 +5749,14 @@
             <w:r>
               <w:t xml:space="preserve">4 / 9</w:t>
             </w:r>
+          </w:p>
+        </w:tc>
+        <w:tc>
+          <w:tcPr/>
+          <w:p>
+            <w:pPr>
+              <w:pStyle w:val="Compact"/>
+            </w:pPr>
           </w:p>
         </w:tc>
       </w:tr>
@@ -5816,6 +5865,18 @@
               <w:jc w:val="center"/>
             </w:pPr>
             <w:r>
+              <w:t xml:space="preserve">0 / 3 (0.0%)</w:t>
+            </w:r>
+          </w:p>
+        </w:tc>
+        <w:tc>
+          <w:tcPr/>
+          <w:p>
+            <w:pPr>
+              <w:pStyle w:val="Compact"/>
+              <w:jc w:val="center"/>
+            </w:pPr>
+            <w:r>
               <w:t xml:space="preserve">2 / 3 (66.7%)</w:t>
             </w:r>
           </w:p>
@@ -5828,18 +5889,6 @@
               <w:jc w:val="center"/>
             </w:pPr>
             <w:r>
-              <w:t xml:space="preserve">0 / 3 (0.0%)</w:t>
-            </w:r>
-          </w:p>
-        </w:tc>
-        <w:tc>
-          <w:tcPr/>
-          <w:p>
-            <w:pPr>
-              <w:pStyle w:val="Compact"/>
-              <w:jc w:val="center"/>
-            </w:pPr>
-            <w:r>
               <w:rPr>
                 <w:b/>
                 <w:bCs/>
@@ -5858,6 +5907,14 @@
             <w:r>
               <w:t xml:space="preserve">7 / 9</w:t>
             </w:r>
+          </w:p>
+        </w:tc>
+        <w:tc>
+          <w:tcPr/>
+          <w:p>
+            <w:pPr>
+              <w:pStyle w:val="Compact"/>
+            </w:pPr>
           </w:p>
         </w:tc>
       </w:tr>
@@ -6030,6 +6087,14 @@
             </w:r>
           </w:p>
         </w:tc>
+        <w:tc>
+          <w:tcPr/>
+          <w:p>
+            <w:pPr>
+              <w:pStyle w:val="Compact"/>
+            </w:pPr>
+          </w:p>
+        </w:tc>
       </w:tr>
       <w:tr>
         <w:tc>
@@ -6138,6 +6203,22 @@
               <w:jc w:val="center"/>
             </w:pPr>
             <w:r>
+              <w:rPr>
+                <w:b/>
+                <w:bCs/>
+              </w:rPr>
+              <w:t xml:space="preserve">0 / 3 (0.0%)</w:t>
+            </w:r>
+          </w:p>
+        </w:tc>
+        <w:tc>
+          <w:tcPr/>
+          <w:p>
+            <w:pPr>
+              <w:pStyle w:val="Compact"/>
+              <w:jc w:val="center"/>
+            </w:pPr>
+            <w:r>
               <w:t xml:space="preserve">1 / 3 (33.3%)*</w:t>
             </w:r>
           </w:p>
@@ -6166,22 +6247,6 @@
                 <w:b/>
                 <w:bCs/>
               </w:rPr>
-              <w:t xml:space="preserve">0 / 3 (0.0%)</w:t>
-            </w:r>
-          </w:p>
-        </w:tc>
-        <w:tc>
-          <w:tcPr/>
-          <w:p>
-            <w:pPr>
-              <w:pStyle w:val="Compact"/>
-              <w:jc w:val="center"/>
-            </w:pPr>
-            <w:r>
-              <w:rPr>
-                <w:b/>
-                <w:bCs/>
-              </w:rPr>
               <w:t xml:space="preserve">2 / 9 (22.2%)</w:t>
             </w:r>
           </w:p>
@@ -6200,6 +6265,14 @@
               </w:rPr>
               <w:t xml:space="preserve">9 / 9</w:t>
             </w:r>
+          </w:p>
+        </w:tc>
+        <w:tc>
+          <w:tcPr/>
+          <w:p>
+            <w:pPr>
+              <w:pStyle w:val="Compact"/>
+            </w:pPr>
           </w:p>
         </w:tc>
       </w:tr>

--- a/docs/SUPPLEMENTARY_APPENDIX_STATISTICAL_SYNTHESIS.docx
+++ b/docs/SUPPLEMENTARY_APPENDIX_STATISTICAL_SYNTHESIS.docx
@@ -2,7 +2,7 @@
 <file path=word/document.xml><?xml version="1.0" encoding="utf-8"?>
 <w:document xmlns:w="http://schemas.openxmlformats.org/wordprocessingml/2006/main" xmlns:m="http://schemas.openxmlformats.org/officeDocument/2006/math" xmlns:r="http://schemas.openxmlformats.org/officeDocument/2006/relationships" xmlns:o="urn:schemas-microsoft-com:office:office" xmlns:v="urn:schemas-microsoft-com:vml" xmlns:w10="urn:schemas-microsoft-com:office:word" xmlns:a="http://schemas.openxmlformats.org/drawingml/2006/main" xmlns:pic="http://schemas.openxmlformats.org/drawingml/2006/picture" xmlns:wp="http://schemas.openxmlformats.org/drawingml/2006/wordprocessingDrawing">
   <w:body>
-    <w:bookmarkStart w:id="22" w:name="Xe942d505feda5fccdf967d4ad4edb03fa877b24"/>
+    <w:bookmarkStart w:id="24" w:name="Xe942d505feda5fccdf967d4ad4edb03fa877b24"/>
     <w:p>
       <w:pPr>
         <w:pStyle w:val="Heading1"/>
@@ -1011,7 +1011,7 @@
               <w:jc w:val="left"/>
             </w:pPr>
             <w:r>
-              <w:t xml:space="preserve">Resolution of head-injury confabulation in independent draws (5/6</w:t>
+              <w:t xml:space="preserve">Resolution of head-injury confabulation in independent draws (4/6</w:t>
             </w:r>
             <w:r>
               <w:t xml:space="preserve"> </w:t>
@@ -1028,7 +1028,24 @@
               <w:t xml:space="preserve"> </w:t>
             </w:r>
             <w:r>
-              <w:t xml:space="preserve">0/6, RD 83.3 pp,</w:t>
+              <w:t xml:space="preserve">0/6, RD 66.7 pp; 5/27</w:t>
+            </w:r>
+            <w:r>
+              <w:t xml:space="preserve"> </w:t>
+            </w:r>
+            <m:oMath>
+              <m:r>
+                <m:rPr>
+                  <m:sty m:val="p"/>
+                </m:rPr>
+                <m:t>→</m:t>
+              </m:r>
+            </m:oMath>
+            <w:r>
+              <w:t xml:space="preserve"> </w:t>
+            </w:r>
+            <w:r>
+              <w:t xml:space="preserve">0/27,</w:t>
             </w:r>
             <w:r>
               <w:t xml:space="preserve"> </w:t>
@@ -1044,43 +1061,6 @@
                 <m:t>=</m:t>
               </m:r>
               <m:r>
-                <m:t>0.015</m:t>
-              </m:r>
-            </m:oMath>
-            <w:r>
-              <w:t xml:space="preserve">; 5/27</w:t>
-            </w:r>
-            <w:r>
-              <w:t xml:space="preserve"> </w:t>
-            </w:r>
-            <m:oMath>
-              <m:r>
-                <m:rPr>
-                  <m:sty m:val="p"/>
-                </m:rPr>
-                <m:t>→</m:t>
-              </m:r>
-            </m:oMath>
-            <w:r>
-              <w:t xml:space="preserve"> </w:t>
-            </w:r>
-            <w:r>
-              <w:t xml:space="preserve">0/27,</w:t>
-            </w:r>
-            <w:r>
-              <w:t xml:space="preserve"> </w:t>
-            </w:r>
-            <m:oMath>
-              <m:r>
-                <m:t>p</m:t>
-              </m:r>
-              <m:r>
-                <m:rPr>
-                  <m:sty m:val="p"/>
-                </m:rPr>
-                <m:t>=</m:t>
-              </m:r>
-              <m:r>
                 <m:t>0.051</m:t>
               </m:r>
             </m:oMath>
@@ -1103,7 +1083,7 @@
                 <w:b/>
                 <w:bCs/>
               </w:rPr>
-              <w:t xml:space="preserve">Cohort 5:</w:t>
+              <w:t xml:space="preserve">Cohort 5: Claude Head Trauma</w:t>
             </w:r>
             <w:r>
               <w:rPr>
@@ -1138,7 +1118,7 @@
                 <w:b/>
                 <w:bCs/>
               </w:rPr>
-              <w:t xml:space="preserve">Factorial Component Ablation</w:t>
+              <w:t xml:space="preserve">Factorial</w:t>
             </w:r>
           </w:p>
         </w:tc>
@@ -1291,6 +1271,512 @@
                 <w:b/>
                 <w:bCs/>
               </w:rPr>
+              <w:t xml:space="preserve">Cohort 6: Claude AOM</w:t>
+            </w:r>
+            <w:r>
+              <w:rPr>
+                <w:b/>
+                <w:bCs/>
+              </w:rPr>
+              <w:t xml:space="preserve"> </w:t>
+            </w:r>
+            <m:oMath>
+              <m:sSup>
+                <m:e>
+                  <m:r>
+                    <m:t>2</m:t>
+                  </m:r>
+                </m:e>
+                <m:sup>
+                  <m:r>
+                    <m:t>3</m:t>
+                  </m:r>
+                </m:sup>
+              </m:sSup>
+            </m:oMath>
+            <w:r>
+              <w:rPr>
+                <w:b/>
+                <w:bCs/>
+              </w:rPr>
+              <w:t xml:space="preserve"> </w:t>
+            </w:r>
+            <w:r>
+              <w:rPr>
+                <w:b/>
+                <w:bCs/>
+              </w:rPr>
+              <w:t xml:space="preserve">Factorial</w:t>
+            </w:r>
+          </w:p>
+        </w:tc>
+        <w:tc>
+          <w:tcPr/>
+          <w:p>
+            <w:pPr>
+              <w:pStyle w:val="Compact"/>
+              <w:jc w:val="left"/>
+            </w:pPr>
+            <w:r>
+              <w:t xml:space="preserve">Prospective 8-cell factorial evaluating Clauses A, B, and C at</w:t>
+            </w:r>
+            <w:r>
+              <w:t xml:space="preserve"> </w:t>
+            </w:r>
+            <m:oMath>
+              <m:r>
+                <m:t>N</m:t>
+              </m:r>
+              <m:r>
+                <m:rPr>
+                  <m:sty m:val="p"/>
+                </m:rPr>
+                <m:t>=</m:t>
+              </m:r>
+              <m:r>
+                <m:t>3</m:t>
+              </m:r>
+            </m:oMath>
+            <w:r>
+              <w:t xml:space="preserve"> </w:t>
+            </w:r>
+            <w:r>
+              <w:t xml:space="preserve">replicates across the full Claude family</w:t>
+            </w:r>
+          </w:p>
+        </w:tc>
+        <w:tc>
+          <w:tcPr/>
+          <w:p>
+            <w:pPr>
+              <w:pStyle w:val="Compact"/>
+              <w:jc w:val="left"/>
+            </w:pPr>
+            <w:r>
+              <w:rPr>
+                <w:rStyle w:val="VerbatimChar"/>
+              </w:rPr>
+              <w:t xml:space="preserve">aom</w:t>
+            </w:r>
+            <w:r>
+              <w:t xml:space="preserve"> </w:t>
+            </w:r>
+            <w:r>
+              <w:t xml:space="preserve">(24mo)</w:t>
+            </w:r>
+          </w:p>
+        </w:tc>
+        <w:tc>
+          <w:tcPr/>
+          <w:p>
+            <w:pPr>
+              <w:pStyle w:val="Compact"/>
+              <w:jc w:val="left"/>
+            </w:pPr>
+            <w:r>
+              <w:t xml:space="preserve">4 models (</w:t>
+            </w:r>
+            <w:r>
+              <w:rPr>
+                <w:rStyle w:val="VerbatimChar"/>
+              </w:rPr>
+              <w:t xml:space="preserve">haiku</w:t>
+            </w:r>
+            <w:r>
+              <w:t xml:space="preserve">,</w:t>
+            </w:r>
+            <w:r>
+              <w:t xml:space="preserve"> </w:t>
+            </w:r>
+            <w:r>
+              <w:rPr>
+                <w:rStyle w:val="VerbatimChar"/>
+              </w:rPr>
+              <w:t xml:space="preserve">sonnet-5</w:t>
+            </w:r>
+            <w:r>
+              <w:t xml:space="preserve">,</w:t>
+            </w:r>
+            <w:r>
+              <w:t xml:space="preserve"> </w:t>
+            </w:r>
+            <w:r>
+              <w:rPr>
+                <w:rStyle w:val="VerbatimChar"/>
+              </w:rPr>
+              <w:t xml:space="preserve">fable-5</w:t>
+            </w:r>
+            <w:r>
+              <w:t xml:space="preserve">,</w:t>
+            </w:r>
+            <w:r>
+              <w:t xml:space="preserve"> </w:t>
+            </w:r>
+            <w:r>
+              <w:rPr>
+                <w:rStyle w:val="VerbatimChar"/>
+              </w:rPr>
+              <w:t xml:space="preserve">opus-5</w:t>
+            </w:r>
+            <w:r>
+              <w:t xml:space="preserve">)</w:t>
+            </w:r>
+          </w:p>
+        </w:tc>
+        <w:tc>
+          <w:tcPr/>
+          <w:p>
+            <w:pPr>
+              <w:pStyle w:val="Compact"/>
+              <w:jc w:val="left"/>
+            </w:pPr>
+            <w:r>
+              <w:rPr>
+                <w:b/>
+                <w:bCs/>
+              </w:rPr>
+              <w:t xml:space="preserve">96 unique traces</w:t>
+            </w:r>
+            <w:r>
+              <w:t xml:space="preserve"> </w:t>
+            </w:r>
+            <w:r>
+              <w:t xml:space="preserve">(96 turns)</w:t>
+            </w:r>
+          </w:p>
+        </w:tc>
+        <w:tc>
+          <w:tcPr/>
+          <w:p>
+            <w:pPr>
+              <w:pStyle w:val="Compact"/>
+              <w:jc w:val="left"/>
+            </w:pPr>
+            <w:r>
+              <w:t xml:space="preserve">Cross-condition replication; 0/9 confabulation under Cell 7 in frontier tiers; parametric literature decay in Haiku (17/24 obsolete 45 mg/kg dosing)</w:t>
+            </w:r>
+          </w:p>
+        </w:tc>
+      </w:tr>
+      <w:tr>
+        <w:tc>
+          <w:tcPr/>
+          <w:p>
+            <w:pPr>
+              <w:pStyle w:val="Compact"/>
+              <w:jc w:val="left"/>
+            </w:pPr>
+            <w:r>
+              <w:rPr>
+                <w:b/>
+                <w:bCs/>
+              </w:rPr>
+              <w:t xml:space="preserve">Cohort 7: Cross-Lab Frontier</w:t>
+            </w:r>
+            <w:r>
+              <w:rPr>
+                <w:b/>
+                <w:bCs/>
+              </w:rPr>
+              <w:t xml:space="preserve"> </w:t>
+            </w:r>
+            <m:oMath>
+              <m:sSup>
+                <m:e>
+                  <m:r>
+                    <m:t>2</m:t>
+                  </m:r>
+                </m:e>
+                <m:sup>
+                  <m:r>
+                    <m:t>3</m:t>
+                  </m:r>
+                </m:sup>
+              </m:sSup>
+            </m:oMath>
+            <w:r>
+              <w:rPr>
+                <w:b/>
+                <w:bCs/>
+              </w:rPr>
+              <w:t xml:space="preserve"> </w:t>
+            </w:r>
+            <w:r>
+              <w:rPr>
+                <w:b/>
+                <w:bCs/>
+              </w:rPr>
+              <w:t xml:space="preserve">Factorial</w:t>
+            </w:r>
+          </w:p>
+        </w:tc>
+        <w:tc>
+          <w:tcPr/>
+          <w:p>
+            <w:pPr>
+              <w:pStyle w:val="Compact"/>
+              <w:jc w:val="left"/>
+            </w:pPr>
+            <w:r>
+              <w:t xml:space="preserve">Prospective 8-cell factorial on non-Anthropic frontier flagships across Head Trauma and AOM</w:t>
+            </w:r>
+          </w:p>
+        </w:tc>
+        <w:tc>
+          <w:tcPr/>
+          <w:p>
+            <w:pPr>
+              <w:pStyle w:val="Compact"/>
+              <w:jc w:val="left"/>
+            </w:pPr>
+            <w:r>
+              <w:rPr>
+                <w:rStyle w:val="VerbatimChar"/>
+              </w:rPr>
+              <w:t xml:space="preserve">head_24mo</w:t>
+            </w:r>
+            <w:r>
+              <w:t xml:space="preserve">,</w:t>
+            </w:r>
+            <w:r>
+              <w:t xml:space="preserve"> </w:t>
+            </w:r>
+            <w:r>
+              <w:rPr>
+                <w:rStyle w:val="VerbatimChar"/>
+              </w:rPr>
+              <w:t xml:space="preserve">aom_24mo</w:t>
+            </w:r>
+          </w:p>
+        </w:tc>
+        <w:tc>
+          <w:tcPr/>
+          <w:p>
+            <w:pPr>
+              <w:pStyle w:val="Compact"/>
+              <w:jc w:val="left"/>
+            </w:pPr>
+            <w:r>
+              <w:t xml:space="preserve">2 models (</w:t>
+            </w:r>
+            <w:r>
+              <w:rPr>
+                <w:rStyle w:val="VerbatimChar"/>
+              </w:rPr>
+              <w:t xml:space="preserve">gpt-5.6-terra</w:t>
+            </w:r>
+            <w:r>
+              <w:t xml:space="preserve">,</w:t>
+            </w:r>
+            <w:r>
+              <w:t xml:space="preserve"> </w:t>
+            </w:r>
+            <w:r>
+              <w:rPr>
+                <w:rStyle w:val="VerbatimChar"/>
+              </w:rPr>
+              <w:t xml:space="preserve">gemini-3.1-pro-preview</w:t>
+            </w:r>
+            <w:r>
+              <w:t xml:space="preserve">)</w:t>
+            </w:r>
+          </w:p>
+        </w:tc>
+        <w:tc>
+          <w:tcPr/>
+          <w:p>
+            <w:pPr>
+              <w:pStyle w:val="Compact"/>
+              <w:jc w:val="left"/>
+            </w:pPr>
+            <w:r>
+              <w:rPr>
+                <w:b/>
+                <w:bCs/>
+              </w:rPr>
+              <w:t xml:space="preserve">96 unique traces</w:t>
+            </w:r>
+            <w:r>
+              <w:t xml:space="preserve"> </w:t>
+            </w:r>
+            <w:r>
+              <w:t xml:space="preserve">(96 turns)</w:t>
+            </w:r>
+          </w:p>
+        </w:tc>
+        <w:tc>
+          <w:tcPr/>
+          <w:p>
+            <w:pPr>
+              <w:pStyle w:val="Compact"/>
+              <w:jc w:val="left"/>
+            </w:pPr>
+            <w:r>
+              <w:t xml:space="preserve">Behavioral divide: narrative silent omission (100%) vs. checklist confabulation; 0/12 confabulation under Cell 7</w:t>
+            </w:r>
+          </w:p>
+        </w:tc>
+      </w:tr>
+      <w:tr>
+        <w:tc>
+          <w:tcPr/>
+          <w:p>
+            <w:pPr>
+              <w:pStyle w:val="Compact"/>
+              <w:jc w:val="left"/>
+            </w:pPr>
+            <w:r>
+              <w:rPr>
+                <w:b/>
+                <w:bCs/>
+              </w:rPr>
+              <w:t xml:space="preserve">Cohort 8: Cross-Lab Compact</w:t>
+            </w:r>
+            <w:r>
+              <w:rPr>
+                <w:b/>
+                <w:bCs/>
+              </w:rPr>
+              <w:t xml:space="preserve"> </w:t>
+            </w:r>
+            <m:oMath>
+              <m:sSup>
+                <m:e>
+                  <m:r>
+                    <m:t>2</m:t>
+                  </m:r>
+                </m:e>
+                <m:sup>
+                  <m:r>
+                    <m:t>3</m:t>
+                  </m:r>
+                </m:sup>
+              </m:sSup>
+            </m:oMath>
+            <w:r>
+              <w:rPr>
+                <w:b/>
+                <w:bCs/>
+              </w:rPr>
+              <w:t xml:space="preserve"> </w:t>
+            </w:r>
+            <w:r>
+              <w:rPr>
+                <w:b/>
+                <w:bCs/>
+              </w:rPr>
+              <w:t xml:space="preserve">Factorial</w:t>
+            </w:r>
+          </w:p>
+        </w:tc>
+        <w:tc>
+          <w:tcPr/>
+          <w:p>
+            <w:pPr>
+              <w:pStyle w:val="Compact"/>
+              <w:jc w:val="left"/>
+            </w:pPr>
+            <w:r>
+              <w:t xml:space="preserve">Prospective 8-cell factorial on non-Anthropic compact models</w:t>
+            </w:r>
+          </w:p>
+        </w:tc>
+        <w:tc>
+          <w:tcPr/>
+          <w:p>
+            <w:pPr>
+              <w:pStyle w:val="Compact"/>
+              <w:jc w:val="left"/>
+            </w:pPr>
+            <w:r>
+              <w:rPr>
+                <w:rStyle w:val="VerbatimChar"/>
+              </w:rPr>
+              <w:t xml:space="preserve">head_24mo</w:t>
+            </w:r>
+          </w:p>
+        </w:tc>
+        <w:tc>
+          <w:tcPr/>
+          <w:p>
+            <w:pPr>
+              <w:pStyle w:val="Compact"/>
+              <w:jc w:val="left"/>
+            </w:pPr>
+            <w:r>
+              <w:t xml:space="preserve">2 models (</w:t>
+            </w:r>
+            <w:r>
+              <w:rPr>
+                <w:rStyle w:val="VerbatimChar"/>
+              </w:rPr>
+              <w:t xml:space="preserve">gpt-5.6-luna</w:t>
+            </w:r>
+            <w:r>
+              <w:t xml:space="preserve">,</w:t>
+            </w:r>
+            <w:r>
+              <w:t xml:space="preserve"> </w:t>
+            </w:r>
+            <w:r>
+              <w:rPr>
+                <w:rStyle w:val="VerbatimChar"/>
+              </w:rPr>
+              <w:t xml:space="preserve">gemini-3.7-flash</w:t>
+            </w:r>
+            <w:r>
+              <w:t xml:space="preserve">)</w:t>
+            </w:r>
+          </w:p>
+        </w:tc>
+        <w:tc>
+          <w:tcPr/>
+          <w:p>
+            <w:pPr>
+              <w:pStyle w:val="Compact"/>
+              <w:jc w:val="left"/>
+            </w:pPr>
+            <w:r>
+              <w:rPr>
+                <w:b/>
+                <w:bCs/>
+              </w:rPr>
+              <w:t xml:space="preserve">48 unique traces</w:t>
+            </w:r>
+            <w:r>
+              <w:t xml:space="preserve"> </w:t>
+            </w:r>
+            <w:r>
+              <w:t xml:space="preserve">(48 turns)</w:t>
+            </w:r>
+          </w:p>
+        </w:tc>
+        <w:tc>
+          <w:tcPr/>
+          <w:p>
+            <w:pPr>
+              <w:pStyle w:val="Compact"/>
+              <w:jc w:val="left"/>
+            </w:pPr>
+            <w:r>
+              <w:t xml:space="preserve">Clean inquiry handling under Clause A (0/6 confabulation); 0/6 confabulation under Cell 7; establishing Haiku specificity</w:t>
+            </w:r>
+          </w:p>
+        </w:tc>
+      </w:tr>
+      <w:tr>
+        <w:tc>
+          <w:tcPr/>
+          <w:p>
+            <w:pPr>
+              <w:pStyle w:val="Compact"/>
+              <w:jc w:val="left"/>
+            </w:pPr>
+            <w:r>
+              <w:rPr>
+                <w:b/>
+                <w:bCs/>
+              </w:rPr>
               <w:t xml:space="preserve">Total Study Cohort</w:t>
             </w:r>
           </w:p>
@@ -1307,7 +1793,7 @@
                 <w:b/>
                 <w:bCs/>
               </w:rPr>
-              <w:t xml:space="preserve">All 5 Cohorts Combined</w:t>
+              <w:t xml:space="preserve">All 8 Cohorts Combined</w:t>
             </w:r>
           </w:p>
         </w:tc>
@@ -1355,25 +1841,25 @@
                 <w:b/>
                 <w:bCs/>
               </w:rPr>
-              <w:t xml:space="preserve">1,084 unique traces</w:t>
+              <w:t xml:space="preserve">1,324 unique traces</w:t>
             </w:r>
             <w:r>
               <w:t xml:space="preserve"> </w:t>
             </w:r>
             <w:r>
-              <w:t xml:space="preserve">(1,900 turns)</w:t>
-            </w:r>
-          </w:p>
-        </w:tc>
-        <w:tc>
-          <w:tcPr/>
-          <w:p>
-            <w:pPr>
-              <w:pStyle w:val="Compact"/>
-              <w:jc w:val="left"/>
-            </w:pPr>
-            <w:r>
-              <w:t xml:space="preserve">Complete deterministic and adjudicated benchmark</w:t>
+              <w:t xml:space="preserve">(2,140 turns)</w:t>
+            </w:r>
+          </w:p>
+        </w:tc>
+        <w:tc>
+          <w:tcPr/>
+          <w:p>
+            <w:pPr>
+              <w:pStyle w:val="Compact"/>
+              <w:jc w:val="left"/>
+            </w:pPr>
+            <w:r>
+              <w:t xml:space="preserve">Complete multi-model, multi-condition, cross-lab empirical benchmark</w:t>
             </w:r>
           </w:p>
         </w:tc>
@@ -6317,9 +6803,1295 @@
         <w:t xml:space="preserve">as an unhedged summary item. Haiku achieved 0/3 confabulation in both Cell 7 and Cell 8 without footer checklist leakage.</w:t>
       </w:r>
     </w:p>
+    <w:p>
+      <w:r>
+        <w:pict>
+          <v:rect style="width:0;height:1.5pt" o:hralign="center" o:hrstd="t" o:hr="t"/>
+        </w:pict>
+      </w:r>
+    </w:p>
     <w:bookmarkEnd w:id="20"/>
     <w:bookmarkEnd w:id="21"/>
+    <w:bookmarkStart w:id="23" w:name="X4c7414e133fcada91b6d4e7b628b339823eecf2"/>
+    <w:p>
+      <w:pPr>
+        <w:pStyle w:val="Heading2"/>
+      </w:pPr>
+      <w:r>
+        <w:t xml:space="preserve">Section S7: Cross-Lab &amp; Cross-Condition</w:t>
+      </w:r>
+      <w:r>
+        <w:t xml:space="preserve"> </w:t>
+      </w:r>
+      <m:oMath>
+        <m:sSup>
+          <m:e>
+            <m:r>
+              <m:t>2</m:t>
+            </m:r>
+          </m:e>
+          <m:sup>
+            <m:r>
+              <m:t>3</m:t>
+            </m:r>
+          </m:sup>
+        </m:sSup>
+      </m:oMath>
+      <w:r>
+        <w:t xml:space="preserve"> </w:t>
+      </w:r>
+      <w:r>
+        <w:t xml:space="preserve">Factorial Replication (</w:t>
+      </w:r>
+      <m:oMath>
+        <m:r>
+          <m:t>N</m:t>
+        </m:r>
+        <m:r>
+          <m:rPr>
+            <m:sty m:val="p"/>
+          </m:rPr>
+          <m:t>=</m:t>
+        </m:r>
+        <m:r>
+          <m:t>312</m:t>
+        </m:r>
+      </m:oMath>
+      <w:r>
+        <w:t xml:space="preserve"> </w:t>
+      </w:r>
+      <w:r>
+        <w:t xml:space="preserve">Factorial Traces)</w:t>
+      </w:r>
+    </w:p>
+    <w:p>
+      <w:pPr>
+        <w:pStyle w:val="FirstParagraph"/>
+      </w:pPr>
+      <w:r>
+        <w:t xml:space="preserve">Table S7 synthesizes the complete 8-cell prospective factorial component evaluation across multiple clinical domains (Head Trauma and Acute Otitis Media) and multiple developers (Anthropic, OpenAI, Google) spanning both frontier and compact architectures (</w:t>
+      </w:r>
+      <m:oMath>
+        <m:r>
+          <m:t>N</m:t>
+        </m:r>
+        <m:r>
+          <m:rPr>
+            <m:sty m:val="p"/>
+          </m:rPr>
+          <m:t>=</m:t>
+        </m:r>
+        <m:r>
+          <m:t>312</m:t>
+        </m:r>
+      </m:oMath>
+      <w:r>
+        <w:t xml:space="preserve"> </w:t>
+      </w:r>
+      <w:r>
+        <w:t xml:space="preserve">total factorial traces).</w:t>
+      </w:r>
+    </w:p>
+    <w:bookmarkStart w:id="22" w:name="Xfa7ce2d0deb52458def50303ad641abf5672d9e"/>
+    <w:p>
+      <w:pPr>
+        <w:pStyle w:val="Heading3"/>
+      </w:pPr>
+      <w:r>
+        <w:t xml:space="preserve">Table S7: Multi-Condition &amp; Multi-Developer</w:t>
+      </w:r>
+      <w:r>
+        <w:t xml:space="preserve"> </w:t>
+      </w:r>
+      <m:oMath>
+        <m:sSup>
+          <m:e>
+            <m:r>
+              <m:t>2</m:t>
+            </m:r>
+          </m:e>
+          <m:sup>
+            <m:r>
+              <m:t>3</m:t>
+            </m:r>
+          </m:sup>
+        </m:sSup>
+      </m:oMath>
+      <w:r>
+        <w:t xml:space="preserve"> </w:t>
+      </w:r>
+      <w:r>
+        <w:t xml:space="preserve">Factorial Confabulation Scoreboard (</w:t>
+      </w:r>
+      <m:oMath>
+        <m:r>
+          <m:t>N</m:t>
+        </m:r>
+        <m:r>
+          <m:rPr>
+            <m:sty m:val="p"/>
+          </m:rPr>
+          <m:t>=</m:t>
+        </m:r>
+        <m:r>
+          <m:t>312</m:t>
+        </m:r>
+      </m:oMath>
+      <w:r>
+        <w:t xml:space="preserve"> </w:t>
+      </w:r>
+      <w:r>
+        <w:t xml:space="preserve">Traces)</w:t>
+      </w:r>
+    </w:p>
+    <w:tbl>
+      <w:tblPr>
+        <w:tblStyle w:val="Table"/>
+        <w:tblW w:type="pct" w:w="5000"/>
+        <w:tblLayout w:type="fixed"/>
+        <w:tblLook w:firstRow="1" w:lastRow="0" w:firstColumn="0" w:lastColumn="0" w:noHBand="0" w:noVBand="0" w:val="0020"/>
+      </w:tblPr>
+      <w:tblGrid>
+        <w:gridCol w:w="1015"/>
+        <w:gridCol w:w="812"/>
+        <w:gridCol w:w="1015"/>
+        <w:gridCol w:w="1015"/>
+        <w:gridCol w:w="1015"/>
+        <w:gridCol w:w="1015"/>
+        <w:gridCol w:w="1015"/>
+        <w:gridCol w:w="1015"/>
+      </w:tblGrid>
+      <w:tr>
+        <w:trPr>
+          <w:tblHeader w:val="on"/>
+        </w:trPr>
+        <w:tc>
+          <w:tcPr/>
+          <w:p>
+            <w:pPr>
+              <w:pStyle w:val="Compact"/>
+              <w:jc w:val="center"/>
+            </w:pPr>
+            <w:r>
+              <w:t xml:space="preserve">Cell ID</w:t>
+            </w:r>
+          </w:p>
+        </w:tc>
+        <w:tc>
+          <w:tcPr/>
+          <w:p>
+            <w:pPr>
+              <w:pStyle w:val="Compact"/>
+              <w:jc w:val="left"/>
+            </w:pPr>
+            <w:r>
+              <w:t xml:space="preserve">Clause Configuration</w:t>
+            </w:r>
+          </w:p>
+        </w:tc>
+        <w:tc>
+          <w:tcPr/>
+          <w:p>
+            <w:pPr>
+              <w:pStyle w:val="Compact"/>
+              <w:jc w:val="center"/>
+            </w:pPr>
+            <w:r>
+              <w:t xml:space="preserve">Head Trauma: Claude Lineage (</w:t>
+            </w:r>
+            <m:oMath>
+              <m:r>
+                <m:t>N</m:t>
+              </m:r>
+              <m:r>
+                <m:rPr>
+                  <m:sty m:val="p"/>
+                </m:rPr>
+                <m:t>=</m:t>
+              </m:r>
+              <m:r>
+                <m:t>72</m:t>
+              </m:r>
+            </m:oMath>
+            <w:r>
+              <w:t xml:space="preserve">)</w:t>
+            </w:r>
+          </w:p>
+        </w:tc>
+        <w:tc>
+          <w:tcPr/>
+          <w:p>
+            <w:pPr>
+              <w:pStyle w:val="Compact"/>
+              <w:jc w:val="center"/>
+            </w:pPr>
+            <w:r>
+              <w:t xml:space="preserve">Head Trauma: OpenAI &amp; Google Frontier (</w:t>
+            </w:r>
+            <m:oMath>
+              <m:r>
+                <m:t>N</m:t>
+              </m:r>
+              <m:r>
+                <m:rPr>
+                  <m:sty m:val="p"/>
+                </m:rPr>
+                <m:t>=</m:t>
+              </m:r>
+              <m:r>
+                <m:t>48</m:t>
+              </m:r>
+            </m:oMath>
+            <w:r>
+              <w:t xml:space="preserve">)</w:t>
+            </w:r>
+          </w:p>
+        </w:tc>
+        <w:tc>
+          <w:tcPr/>
+          <w:p>
+            <w:pPr>
+              <w:pStyle w:val="Compact"/>
+              <w:jc w:val="center"/>
+            </w:pPr>
+            <w:r>
+              <w:t xml:space="preserve">Head Trauma: OpenAI &amp; Google Compact (</w:t>
+            </w:r>
+            <m:oMath>
+              <m:r>
+                <m:t>N</m:t>
+              </m:r>
+              <m:r>
+                <m:rPr>
+                  <m:sty m:val="p"/>
+                </m:rPr>
+                <m:t>=</m:t>
+              </m:r>
+              <m:r>
+                <m:t>48</m:t>
+              </m:r>
+            </m:oMath>
+            <w:r>
+              <w:t xml:space="preserve">)</w:t>
+            </w:r>
+          </w:p>
+        </w:tc>
+        <w:tc>
+          <w:tcPr/>
+          <w:p>
+            <w:pPr>
+              <w:pStyle w:val="Compact"/>
+              <w:jc w:val="center"/>
+            </w:pPr>
+            <w:r>
+              <w:t xml:space="preserve">AOM: Claude Lineage (</w:t>
+            </w:r>
+            <m:oMath>
+              <m:r>
+                <m:t>N</m:t>
+              </m:r>
+              <m:r>
+                <m:rPr>
+                  <m:sty m:val="p"/>
+                </m:rPr>
+                <m:t>=</m:t>
+              </m:r>
+              <m:r>
+                <m:t>96</m:t>
+              </m:r>
+            </m:oMath>
+            <w:r>
+              <w:t xml:space="preserve">)</w:t>
+            </w:r>
+          </w:p>
+        </w:tc>
+        <w:tc>
+          <w:tcPr/>
+          <w:p>
+            <w:pPr>
+              <w:pStyle w:val="Compact"/>
+              <w:jc w:val="center"/>
+            </w:pPr>
+            <w:r>
+              <w:t xml:space="preserve">AOM: OpenAI &amp; Google Frontier (</w:t>
+            </w:r>
+            <m:oMath>
+              <m:r>
+                <m:t>N</m:t>
+              </m:r>
+              <m:r>
+                <m:rPr>
+                  <m:sty m:val="p"/>
+                </m:rPr>
+                <m:t>=</m:t>
+              </m:r>
+              <m:r>
+                <m:t>48</m:t>
+              </m:r>
+            </m:oMath>
+            <w:r>
+              <w:t xml:space="preserve">)</w:t>
+            </w:r>
+          </w:p>
+        </w:tc>
+        <w:tc>
+          <w:tcPr/>
+          <w:p>
+            <w:pPr>
+              <w:pStyle w:val="Compact"/>
+              <w:jc w:val="center"/>
+            </w:pPr>
+            <w:r>
+              <w:t xml:space="preserve">Pooled Across All Models (</w:t>
+            </w:r>
+            <m:oMath>
+              <m:r>
+                <m:t>N</m:t>
+              </m:r>
+              <m:r>
+                <m:rPr>
+                  <m:sty m:val="p"/>
+                </m:rPr>
+                <m:t>=</m:t>
+              </m:r>
+              <m:r>
+                <m:t>312</m:t>
+              </m:r>
+            </m:oMath>
+            <w:r>
+              <w:t xml:space="preserve">)</w:t>
+            </w:r>
+          </w:p>
+        </w:tc>
+      </w:tr>
+      <w:tr>
+        <w:tc>
+          <w:tcPr/>
+          <w:p>
+            <w:pPr>
+              <w:pStyle w:val="Compact"/>
+              <w:jc w:val="center"/>
+            </w:pPr>
+            <w:r>
+              <w:rPr>
+                <w:b/>
+                <w:bCs/>
+              </w:rPr>
+              <w:t xml:space="preserve">Cell 1</w:t>
+            </w:r>
+          </w:p>
+        </w:tc>
+        <w:tc>
+          <w:tcPr/>
+          <w:p>
+            <w:pPr>
+              <w:pStyle w:val="Compact"/>
+              <w:jc w:val="left"/>
+            </w:pPr>
+            <w:r>
+              <w:t xml:space="preserve">None (Baseline)</w:t>
+            </w:r>
+          </w:p>
+        </w:tc>
+        <w:tc>
+          <w:tcPr/>
+          <w:p>
+            <w:pPr>
+              <w:pStyle w:val="Compact"/>
+              <w:jc w:val="center"/>
+            </w:pPr>
+            <w:r>
+              <w:t xml:space="preserve">44.4% (4/9)*</w:t>
+            </w:r>
+          </w:p>
+        </w:tc>
+        <w:tc>
+          <w:tcPr/>
+          <w:p>
+            <w:pPr>
+              <w:pStyle w:val="Compact"/>
+              <w:jc w:val="center"/>
+            </w:pPr>
+            <w:r>
+              <w:t xml:space="preserve">0.0% (0/6)†</w:t>
+            </w:r>
+          </w:p>
+        </w:tc>
+        <w:tc>
+          <w:tcPr/>
+          <w:p>
+            <w:pPr>
+              <w:pStyle w:val="Compact"/>
+              <w:jc w:val="center"/>
+            </w:pPr>
+            <w:r>
+              <w:t xml:space="preserve">0.0% (0/6)†</w:t>
+            </w:r>
+          </w:p>
+        </w:tc>
+        <w:tc>
+          <w:tcPr/>
+          <w:p>
+            <w:pPr>
+              <w:pStyle w:val="Compact"/>
+              <w:jc w:val="center"/>
+            </w:pPr>
+            <w:r>
+              <w:t xml:space="preserve">25.0% (3/12)</w:t>
+            </w:r>
+          </w:p>
+        </w:tc>
+        <w:tc>
+          <w:tcPr/>
+          <w:p>
+            <w:pPr>
+              <w:pStyle w:val="Compact"/>
+              <w:jc w:val="center"/>
+            </w:pPr>
+            <w:r>
+              <w:t xml:space="preserve">0.0% (0/6)‡</w:t>
+            </w:r>
+          </w:p>
+        </w:tc>
+        <w:tc>
+          <w:tcPr/>
+          <w:p>
+            <w:pPr>
+              <w:pStyle w:val="Compact"/>
+              <w:jc w:val="center"/>
+            </w:pPr>
+            <w:r>
+              <w:rPr>
+                <w:b/>
+                <w:bCs/>
+              </w:rPr>
+              <w:t xml:space="preserve">17.9% (7/39)</w:t>
+            </w:r>
+          </w:p>
+        </w:tc>
+      </w:tr>
+      <w:tr>
+        <w:tc>
+          <w:tcPr/>
+          <w:p>
+            <w:pPr>
+              <w:pStyle w:val="Compact"/>
+              <w:jc w:val="center"/>
+            </w:pPr>
+            <w:r>
+              <w:rPr>
+                <w:b/>
+                <w:bCs/>
+              </w:rPr>
+              <w:t xml:space="preserve">Cell 2</w:t>
+            </w:r>
+          </w:p>
+        </w:tc>
+        <w:tc>
+          <w:tcPr/>
+          <w:p>
+            <w:pPr>
+              <w:pStyle w:val="Compact"/>
+              <w:jc w:val="left"/>
+            </w:pPr>
+            <w:r>
+              <w:t xml:space="preserve">A only (Query)</w:t>
+            </w:r>
+          </w:p>
+        </w:tc>
+        <w:tc>
+          <w:tcPr/>
+          <w:p>
+            <w:pPr>
+              <w:pStyle w:val="Compact"/>
+              <w:jc w:val="center"/>
+            </w:pPr>
+            <w:r>
+              <w:t xml:space="preserve">44.4% (4/9)</w:t>
+            </w:r>
+          </w:p>
+        </w:tc>
+        <w:tc>
+          <w:tcPr/>
+          <w:p>
+            <w:pPr>
+              <w:pStyle w:val="Compact"/>
+              <w:jc w:val="center"/>
+            </w:pPr>
+            <w:r>
+              <w:t xml:space="preserve">0.0% (0/6)</w:t>
+            </w:r>
+          </w:p>
+        </w:tc>
+        <w:tc>
+          <w:tcPr/>
+          <w:p>
+            <w:pPr>
+              <w:pStyle w:val="Compact"/>
+              <w:jc w:val="center"/>
+            </w:pPr>
+            <w:r>
+              <w:t xml:space="preserve">0.0% (0/6)</w:t>
+            </w:r>
+          </w:p>
+        </w:tc>
+        <w:tc>
+          <w:tcPr/>
+          <w:p>
+            <w:pPr>
+              <w:pStyle w:val="Compact"/>
+              <w:jc w:val="center"/>
+            </w:pPr>
+            <w:r>
+              <w:t xml:space="preserve">0.0% (0/12)</w:t>
+            </w:r>
+          </w:p>
+        </w:tc>
+        <w:tc>
+          <w:tcPr/>
+          <w:p>
+            <w:pPr>
+              <w:pStyle w:val="Compact"/>
+              <w:jc w:val="center"/>
+            </w:pPr>
+            <w:r>
+              <w:t xml:space="preserve">0.0% (0/6)</w:t>
+            </w:r>
+          </w:p>
+        </w:tc>
+        <w:tc>
+          <w:tcPr/>
+          <w:p>
+            <w:pPr>
+              <w:pStyle w:val="Compact"/>
+              <w:jc w:val="center"/>
+            </w:pPr>
+            <w:r>
+              <w:rPr>
+                <w:b/>
+                <w:bCs/>
+              </w:rPr>
+              <w:t xml:space="preserve">10.3% (4/39)</w:t>
+            </w:r>
+          </w:p>
+        </w:tc>
+      </w:tr>
+      <w:tr>
+        <w:tc>
+          <w:tcPr/>
+          <w:p>
+            <w:pPr>
+              <w:pStyle w:val="Compact"/>
+              <w:jc w:val="center"/>
+            </w:pPr>
+            <w:r>
+              <w:rPr>
+                <w:b/>
+                <w:bCs/>
+              </w:rPr>
+              <w:t xml:space="preserve">Cell 3</w:t>
+            </w:r>
+          </w:p>
+        </w:tc>
+        <w:tc>
+          <w:tcPr/>
+          <w:p>
+            <w:pPr>
+              <w:pStyle w:val="Compact"/>
+              <w:jc w:val="left"/>
+            </w:pPr>
+            <w:r>
+              <w:t xml:space="preserve">B only (Brake)</w:t>
+            </w:r>
+          </w:p>
+        </w:tc>
+        <w:tc>
+          <w:tcPr/>
+          <w:p>
+            <w:pPr>
+              <w:pStyle w:val="Compact"/>
+              <w:jc w:val="center"/>
+            </w:pPr>
+            <w:r>
+              <w:t xml:space="preserve">33.3% (3/9)</w:t>
+            </w:r>
+          </w:p>
+        </w:tc>
+        <w:tc>
+          <w:tcPr/>
+          <w:p>
+            <w:pPr>
+              <w:pStyle w:val="Compact"/>
+              <w:jc w:val="center"/>
+            </w:pPr>
+            <w:r>
+              <w:t xml:space="preserve">0.0% (0/6)</w:t>
+            </w:r>
+          </w:p>
+        </w:tc>
+        <w:tc>
+          <w:tcPr/>
+          <w:p>
+            <w:pPr>
+              <w:pStyle w:val="Compact"/>
+              <w:jc w:val="center"/>
+            </w:pPr>
+            <w:r>
+              <w:t xml:space="preserve">0.0% (0/6)</w:t>
+            </w:r>
+          </w:p>
+        </w:tc>
+        <w:tc>
+          <w:tcPr/>
+          <w:p>
+            <w:pPr>
+              <w:pStyle w:val="Compact"/>
+              <w:jc w:val="center"/>
+            </w:pPr>
+            <w:r>
+              <w:t xml:space="preserve">8.3% (1/12)</w:t>
+            </w:r>
+          </w:p>
+        </w:tc>
+        <w:tc>
+          <w:tcPr/>
+          <w:p>
+            <w:pPr>
+              <w:pStyle w:val="Compact"/>
+              <w:jc w:val="center"/>
+            </w:pPr>
+            <w:r>
+              <w:t xml:space="preserve">16.7% (1/6)</w:t>
+            </w:r>
+          </w:p>
+        </w:tc>
+        <w:tc>
+          <w:tcPr/>
+          <w:p>
+            <w:pPr>
+              <w:pStyle w:val="Compact"/>
+              <w:jc w:val="center"/>
+            </w:pPr>
+            <w:r>
+              <w:rPr>
+                <w:b/>
+                <w:bCs/>
+              </w:rPr>
+              <w:t xml:space="preserve">12.8% (5/39)</w:t>
+            </w:r>
+          </w:p>
+        </w:tc>
+      </w:tr>
+      <w:tr>
+        <w:tc>
+          <w:tcPr/>
+          <w:p>
+            <w:pPr>
+              <w:pStyle w:val="Compact"/>
+              <w:jc w:val="center"/>
+            </w:pPr>
+            <w:r>
+              <w:rPr>
+                <w:b/>
+                <w:bCs/>
+              </w:rPr>
+              <w:t xml:space="preserve">Cell 4</w:t>
+            </w:r>
+          </w:p>
+        </w:tc>
+        <w:tc>
+          <w:tcPr/>
+          <w:p>
+            <w:pPr>
+              <w:pStyle w:val="Compact"/>
+              <w:jc w:val="left"/>
+            </w:pPr>
+            <w:r>
+              <w:t xml:space="preserve">C only (Branching)</w:t>
+            </w:r>
+          </w:p>
+        </w:tc>
+        <w:tc>
+          <w:tcPr/>
+          <w:p>
+            <w:pPr>
+              <w:pStyle w:val="Compact"/>
+              <w:jc w:val="center"/>
+            </w:pPr>
+            <w:r>
+              <w:t xml:space="preserve">44.4% (4/9)</w:t>
+            </w:r>
+          </w:p>
+        </w:tc>
+        <w:tc>
+          <w:tcPr/>
+          <w:p>
+            <w:pPr>
+              <w:pStyle w:val="Compact"/>
+              <w:jc w:val="center"/>
+            </w:pPr>
+            <w:r>
+              <w:t xml:space="preserve">0.0% (0/6)</w:t>
+            </w:r>
+          </w:p>
+        </w:tc>
+        <w:tc>
+          <w:tcPr/>
+          <w:p>
+            <w:pPr>
+              <w:pStyle w:val="Compact"/>
+              <w:jc w:val="center"/>
+            </w:pPr>
+            <w:r>
+              <w:t xml:space="preserve">0.0% (0/6)</w:t>
+            </w:r>
+          </w:p>
+        </w:tc>
+        <w:tc>
+          <w:tcPr/>
+          <w:p>
+            <w:pPr>
+              <w:pStyle w:val="Compact"/>
+              <w:jc w:val="center"/>
+            </w:pPr>
+            <w:r>
+              <w:t xml:space="preserve">16.7% (2/12)</w:t>
+            </w:r>
+          </w:p>
+        </w:tc>
+        <w:tc>
+          <w:tcPr/>
+          <w:p>
+            <w:pPr>
+              <w:pStyle w:val="Compact"/>
+              <w:jc w:val="center"/>
+            </w:pPr>
+            <w:r>
+              <w:t xml:space="preserve">0.0% (0/6)</w:t>
+            </w:r>
+          </w:p>
+        </w:tc>
+        <w:tc>
+          <w:tcPr/>
+          <w:p>
+            <w:pPr>
+              <w:pStyle w:val="Compact"/>
+              <w:jc w:val="center"/>
+            </w:pPr>
+            <w:r>
+              <w:rPr>
+                <w:b/>
+                <w:bCs/>
+              </w:rPr>
+              <w:t xml:space="preserve">15.4% (6/39)</w:t>
+            </w:r>
+          </w:p>
+        </w:tc>
+      </w:tr>
+      <w:tr>
+        <w:tc>
+          <w:tcPr/>
+          <w:p>
+            <w:pPr>
+              <w:pStyle w:val="Compact"/>
+              <w:jc w:val="center"/>
+            </w:pPr>
+            <w:r>
+              <w:rPr>
+                <w:b/>
+                <w:bCs/>
+              </w:rPr>
+              <w:t xml:space="preserve">Cell 5</w:t>
+            </w:r>
+          </w:p>
+        </w:tc>
+        <w:tc>
+          <w:tcPr/>
+          <w:p>
+            <w:pPr>
+              <w:pStyle w:val="Compact"/>
+              <w:jc w:val="left"/>
+            </w:pPr>
+            <w:r>
+              <w:t xml:space="preserve">A + B (Query + Brake)</w:t>
+            </w:r>
+          </w:p>
+        </w:tc>
+        <w:tc>
+          <w:tcPr/>
+          <w:p>
+            <w:pPr>
+              <w:pStyle w:val="Compact"/>
+              <w:jc w:val="center"/>
+            </w:pPr>
+            <w:r>
+              <w:t xml:space="preserve">33.3% (3/9)</w:t>
+            </w:r>
+          </w:p>
+        </w:tc>
+        <w:tc>
+          <w:tcPr/>
+          <w:p>
+            <w:pPr>
+              <w:pStyle w:val="Compact"/>
+              <w:jc w:val="center"/>
+            </w:pPr>
+            <w:r>
+              <w:t xml:space="preserve">0.0% (0/6)</w:t>
+            </w:r>
+          </w:p>
+        </w:tc>
+        <w:tc>
+          <w:tcPr/>
+          <w:p>
+            <w:pPr>
+              <w:pStyle w:val="Compact"/>
+              <w:jc w:val="center"/>
+            </w:pPr>
+            <w:r>
+              <w:t xml:space="preserve">0.0% (0/6)</w:t>
+            </w:r>
+          </w:p>
+        </w:tc>
+        <w:tc>
+          <w:tcPr/>
+          <w:p>
+            <w:pPr>
+              <w:pStyle w:val="Compact"/>
+              <w:jc w:val="center"/>
+            </w:pPr>
+            <w:r>
+              <w:t xml:space="preserve">0.0% (0/12)</w:t>
+            </w:r>
+          </w:p>
+        </w:tc>
+        <w:tc>
+          <w:tcPr/>
+          <w:p>
+            <w:pPr>
+              <w:pStyle w:val="Compact"/>
+              <w:jc w:val="center"/>
+            </w:pPr>
+            <w:r>
+              <w:t xml:space="preserve">0.0% (0/6)</w:t>
+            </w:r>
+          </w:p>
+        </w:tc>
+        <w:tc>
+          <w:tcPr/>
+          <w:p>
+            <w:pPr>
+              <w:pStyle w:val="Compact"/>
+              <w:jc w:val="center"/>
+            </w:pPr>
+            <w:r>
+              <w:rPr>
+                <w:b/>
+                <w:bCs/>
+              </w:rPr>
+              <w:t xml:space="preserve">7.7% (3/39)</w:t>
+            </w:r>
+          </w:p>
+        </w:tc>
+      </w:tr>
+      <w:tr>
+        <w:tc>
+          <w:tcPr/>
+          <w:p>
+            <w:pPr>
+              <w:pStyle w:val="Compact"/>
+              <w:jc w:val="center"/>
+            </w:pPr>
+            <w:r>
+              <w:rPr>
+                <w:b/>
+                <w:bCs/>
+              </w:rPr>
+              <w:t xml:space="preserve">Cell 6</w:t>
+            </w:r>
+          </w:p>
+        </w:tc>
+        <w:tc>
+          <w:tcPr/>
+          <w:p>
+            <w:pPr>
+              <w:pStyle w:val="Compact"/>
+              <w:jc w:val="left"/>
+            </w:pPr>
+            <w:r>
+              <w:t xml:space="preserve">A + C (Query + Branching)</w:t>
+            </w:r>
+          </w:p>
+        </w:tc>
+        <w:tc>
+          <w:tcPr/>
+          <w:p>
+            <w:pPr>
+              <w:pStyle w:val="Compact"/>
+              <w:jc w:val="center"/>
+            </w:pPr>
+            <w:r>
+              <w:t xml:space="preserve">22.2% (2/9)</w:t>
+            </w:r>
+          </w:p>
+        </w:tc>
+        <w:tc>
+          <w:tcPr/>
+          <w:p>
+            <w:pPr>
+              <w:pStyle w:val="Compact"/>
+              <w:jc w:val="center"/>
+            </w:pPr>
+            <w:r>
+              <w:t xml:space="preserve">0.0% (0/6)</w:t>
+            </w:r>
+          </w:p>
+        </w:tc>
+        <w:tc>
+          <w:tcPr/>
+          <w:p>
+            <w:pPr>
+              <w:pStyle w:val="Compact"/>
+              <w:jc w:val="center"/>
+            </w:pPr>
+            <w:r>
+              <w:t xml:space="preserve">0.0% (0/6)</w:t>
+            </w:r>
+          </w:p>
+        </w:tc>
+        <w:tc>
+          <w:tcPr/>
+          <w:p>
+            <w:pPr>
+              <w:pStyle w:val="Compact"/>
+              <w:jc w:val="center"/>
+            </w:pPr>
+            <w:r>
+              <w:t xml:space="preserve">16.7% (2/12)</w:t>
+            </w:r>
+          </w:p>
+        </w:tc>
+        <w:tc>
+          <w:tcPr/>
+          <w:p>
+            <w:pPr>
+              <w:pStyle w:val="Compact"/>
+              <w:jc w:val="center"/>
+            </w:pPr>
+            <w:r>
+              <w:t xml:space="preserve">0.0% (0/6)</w:t>
+            </w:r>
+          </w:p>
+        </w:tc>
+        <w:tc>
+          <w:tcPr/>
+          <w:p>
+            <w:pPr>
+              <w:pStyle w:val="Compact"/>
+              <w:jc w:val="center"/>
+            </w:pPr>
+            <w:r>
+              <w:rPr>
+                <w:b/>
+                <w:bCs/>
+              </w:rPr>
+              <w:t xml:space="preserve">10.3% (4/39)</w:t>
+            </w:r>
+          </w:p>
+        </w:tc>
+      </w:tr>
+      <w:tr>
+        <w:tc>
+          <w:tcPr/>
+          <w:p>
+            <w:pPr>
+              <w:pStyle w:val="Compact"/>
+              <w:jc w:val="center"/>
+            </w:pPr>
+            <w:r>
+              <w:rPr>
+                <w:b/>
+                <w:bCs/>
+              </w:rPr>
+              <w:t xml:space="preserve">Cell 7</w:t>
+            </w:r>
+          </w:p>
+        </w:tc>
+        <w:tc>
+          <w:tcPr/>
+          <w:p>
+            <w:pPr>
+              <w:pStyle w:val="Compact"/>
+              <w:jc w:val="left"/>
+            </w:pPr>
+            <w:r>
+              <w:rPr>
+                <w:b/>
+                <w:bCs/>
+              </w:rPr>
+              <w:t xml:space="preserve">B + C (Brake + Branching)</w:t>
+            </w:r>
+          </w:p>
+        </w:tc>
+        <w:tc>
+          <w:tcPr/>
+          <w:p>
+            <w:pPr>
+              <w:pStyle w:val="Compact"/>
+              <w:jc w:val="center"/>
+            </w:pPr>
+            <w:r>
+              <w:rPr>
+                <w:b/>
+                <w:bCs/>
+              </w:rPr>
+              <w:t xml:space="preserve">0.0% (0/9)</w:t>
+            </w:r>
+          </w:p>
+        </w:tc>
+        <w:tc>
+          <w:tcPr/>
+          <w:p>
+            <w:pPr>
+              <w:pStyle w:val="Compact"/>
+              <w:jc w:val="center"/>
+            </w:pPr>
+            <w:r>
+              <w:rPr>
+                <w:b/>
+                <w:bCs/>
+              </w:rPr>
+              <w:t xml:space="preserve">0.0% (0/6)</w:t>
+            </w:r>
+          </w:p>
+        </w:tc>
+        <w:tc>
+          <w:tcPr/>
+          <w:p>
+            <w:pPr>
+              <w:pStyle w:val="Compact"/>
+              <w:jc w:val="center"/>
+            </w:pPr>
+            <w:r>
+              <w:rPr>
+                <w:b/>
+                <w:bCs/>
+              </w:rPr>
+              <w:t xml:space="preserve">0.0% (0/6)</w:t>
+            </w:r>
+          </w:p>
+        </w:tc>
+        <w:tc>
+          <w:tcPr/>
+          <w:p>
+            <w:pPr>
+              <w:pStyle w:val="Compact"/>
+              <w:jc w:val="center"/>
+            </w:pPr>
+            <w:r>
+              <w:rPr>
+                <w:b/>
+                <w:bCs/>
+              </w:rPr>
+              <w:t xml:space="preserve">8.3% (1/12)§</w:t>
+            </w:r>
+          </w:p>
+        </w:tc>
+        <w:tc>
+          <w:tcPr/>
+          <w:p>
+            <w:pPr>
+              <w:pStyle w:val="Compact"/>
+              <w:jc w:val="center"/>
+            </w:pPr>
+            <w:r>
+              <w:rPr>
+                <w:b/>
+                <w:bCs/>
+              </w:rPr>
+              <w:t xml:space="preserve">0.0% (0/6)</w:t>
+            </w:r>
+          </w:p>
+        </w:tc>
+        <w:tc>
+          <w:tcPr/>
+          <w:p>
+            <w:pPr>
+              <w:pStyle w:val="Compact"/>
+              <w:jc w:val="center"/>
+            </w:pPr>
+            <w:r>
+              <w:rPr>
+                <w:b/>
+                <w:bCs/>
+              </w:rPr>
+              <w:t xml:space="preserve">2.6% (1/39)</w:t>
+            </w:r>
+          </w:p>
+        </w:tc>
+      </w:tr>
+      <w:tr>
+        <w:tc>
+          <w:tcPr/>
+          <w:p>
+            <w:pPr>
+              <w:pStyle w:val="Compact"/>
+              <w:jc w:val="center"/>
+            </w:pPr>
+            <w:r>
+              <w:rPr>
+                <w:b/>
+                <w:bCs/>
+              </w:rPr>
+              <w:t xml:space="preserve">Cell 8</w:t>
+            </w:r>
+          </w:p>
+        </w:tc>
+        <w:tc>
+          <w:tcPr/>
+          <w:p>
+            <w:pPr>
+              <w:pStyle w:val="Compact"/>
+              <w:jc w:val="left"/>
+            </w:pPr>
+            <w:r>
+              <w:t xml:space="preserve">A + B + C (Full Compound)</w:t>
+            </w:r>
+          </w:p>
+        </w:tc>
+        <w:tc>
+          <w:tcPr/>
+          <w:p>
+            <w:pPr>
+              <w:pStyle w:val="Compact"/>
+              <w:jc w:val="center"/>
+            </w:pPr>
+            <w:r>
+              <w:t xml:space="preserve">22.2% (2/9)</w:t>
+            </w:r>
+          </w:p>
+        </w:tc>
+        <w:tc>
+          <w:tcPr/>
+          <w:p>
+            <w:pPr>
+              <w:pStyle w:val="Compact"/>
+              <w:jc w:val="center"/>
+            </w:pPr>
+            <w:r>
+              <w:t xml:space="preserve">0.0% (0/6)</w:t>
+            </w:r>
+          </w:p>
+        </w:tc>
+        <w:tc>
+          <w:tcPr/>
+          <w:p>
+            <w:pPr>
+              <w:pStyle w:val="Compact"/>
+              <w:jc w:val="center"/>
+            </w:pPr>
+            <w:r>
+              <w:t xml:space="preserve">0.0% (0/6)</w:t>
+            </w:r>
+          </w:p>
+        </w:tc>
+        <w:tc>
+          <w:tcPr/>
+          <w:p>
+            <w:pPr>
+              <w:pStyle w:val="Compact"/>
+              <w:jc w:val="center"/>
+            </w:pPr>
+            <w:r>
+              <w:t xml:space="preserve">16.7% (2/12)</w:t>
+            </w:r>
+          </w:p>
+        </w:tc>
+        <w:tc>
+          <w:tcPr/>
+          <w:p>
+            <w:pPr>
+              <w:pStyle w:val="Compact"/>
+              <w:jc w:val="center"/>
+            </w:pPr>
+            <w:r>
+              <w:t xml:space="preserve">0.0% (0/6)</w:t>
+            </w:r>
+          </w:p>
+        </w:tc>
+        <w:tc>
+          <w:tcPr/>
+          <w:p>
+            <w:pPr>
+              <w:pStyle w:val="Compact"/>
+              <w:jc w:val="center"/>
+            </w:pPr>
+            <w:r>
+              <w:rPr>
+                <w:b/>
+                <w:bCs/>
+              </w:rPr>
+              <w:t xml:space="preserve">10.3% (4/39)</w:t>
+            </w:r>
+          </w:p>
+        </w:tc>
+      </w:tr>
+    </w:tbl>
+    <w:p>
+      <w:pPr>
+        <w:pStyle w:val="BodyText"/>
+      </w:pPr>
+      <w:r>
+        <w:rPr>
+          <w:i/>
+          <w:iCs/>
+        </w:rPr>
+        <w:t xml:space="preserve">*Baseline Head Trauma in Claude Frontier tiers (Sonnet 5 + Opus 5) exhibited 66.7% (4/6) confabulation.</w:t>
+      </w:r>
+      <w:r>
+        <w:br/>
+      </w:r>
+      <w:r>
+        <w:rPr>
+          <w:i/>
+          <w:iCs/>
+        </w:rPr>
+        <w:t xml:space="preserve">†OpenAI (Terra, Luna) and Google (Pro, Flash) exhibited 100% Silent Omission at baseline, omitting consciousness evaluation entirely.</w:t>
+      </w:r>
+      <w:r>
+        <w:br/>
+      </w:r>
+      <w:r>
+        <w:rPr>
+          <w:i/>
+          <w:iCs/>
+        </w:rPr>
+        <w:t xml:space="preserve">‡OpenAI and Google exhibited Narrative Default at baseline, prescribing standard amoxicillin without contingency branching for recent antibiotic use.</w:t>
+      </w:r>
+      <w:r>
+        <w:br/>
+      </w:r>
+      <w:r>
+        <w:rPr>
+          <w:i/>
+          <w:iCs/>
+        </w:rPr>
+        <w:t xml:space="preserve">§In AOM Cell 7, confabulation was 0/9 (0.0%) across all three frontier Claude models (Sonnet, Fable, Opus); the single residual occurred in Haiku asserting reliable follow-up.</w:t>
+      </w:r>
+      <w:r>
+        <w:br/>
+      </w:r>
+      <w:r>
+        <w:rPr>
+          <w:i/>
+          <w:iCs/>
+        </w:rPr>
+        <w:t xml:space="preserve">||Under Cell 7 (Brake + Branching), confabulation was 0 / 27 (0.0%) across all frontier models and 0 / 36 (0.0%) across all 7 evaluated models on Head Trauma.</w:t>
+      </w:r>
+    </w:p>
     <w:bookmarkEnd w:id="22"/>
+    <w:bookmarkEnd w:id="23"/>
+    <w:bookmarkEnd w:id="24"/>
     <w:sectPr>
       <w:footnotePr>
         <w:numRestart w:val="eachSect"/>

--- a/docs/SUPPLEMENTARY_APPENDIX_STATISTICAL_SYNTHESIS.docx
+++ b/docs/SUPPLEMENTARY_APPENDIX_STATISTICAL_SYNTHESIS.docx
@@ -1453,7 +1453,7 @@
               <w:jc w:val="left"/>
             </w:pPr>
             <w:r>
-              <w:t xml:space="preserve">Cross-condition replication; 0/9 confabulation under Cell 7 in frontier tiers; parametric literature decay in Haiku (17/24 obsolete 45 mg/kg dosing)</w:t>
+              <w:t xml:space="preserve">Cross-condition replication; 0/9 confabulation under Cell 7 in frontier tiers; parametric literature decay in Haiku (19/24 obsolete 45 mg/kg dosing, 79.2%)</w:t>
             </w:r>
           </w:p>
         </w:tc>

--- a/docs/SUPPLEMENTARY_APPENDIX_STATISTICAL_SYNTHESIS.docx
+++ b/docs/SUPPLEMENTARY_APPENDIX_STATISTICAL_SYNTHESIS.docx
@@ -2735,7 +2735,7 @@
                 <w:b/>
                 <w:bCs/>
               </w:rPr>
-              <w:t xml:space="preserve">Frontier 9 Pooled (Excluding Distilled Edge</w:t>
+              <w:t xml:space="preserve">Frontier 9 Pooled (Excluding Compact</w:t>
             </w:r>
             <w:r>
               <w:rPr>
@@ -2992,7 +2992,7 @@
           <w:i/>
           <w:iCs/>
         </w:rPr>
-        <w:t xml:space="preserve">*Note: In Haiku, while head injury confabulation dropped to 0/3, the model suffered instruction collapse on febrile seizure (3/3 LP fabrication), demonstrating parameter-scale limits of distilled models.</w:t>
+        <w:t xml:space="preserve">*Note: In Haiku, while head injury confabulation dropped to 0/3, the model suffered instruction collapse on febrile seizure (3/3 LP fabrication), demonstrating parameter-scale limits of compact models.</w:t>
       </w:r>
     </w:p>
     <w:p>
@@ -5219,7 +5219,7 @@
         <w:t xml:space="preserve"> </w:t>
       </w:r>
       <w:r>
-        <w:t xml:space="preserve">across Claude 3.5 Sonnet, Claude Opus 5, and Claude Haiku 4.5 (</w:t>
+        <w:t xml:space="preserve">across Claude Sonnet 5, Claude Opus 5, and Claude Haiku 4.5 (</w:t>
       </w:r>
       <m:oMath>
         <m:r>
